--- a/ho-tro-ngoai/bai-giang/Hoi-chung-tac-ruot.docx
+++ b/ho-tro-ngoai/bai-giang/Hoi-chung-tac-ruot.docx
@@ -1,6 +1,6 @@
 
 <file path=word/document.xml><?xml version="1.0" encoding="utf-8"?>
-<w:document xmlns:wpc="http://schemas.microsoft.com/office/word/2010/wordprocessingCanvas" xmlns:cx="http://schemas.microsoft.com/office/drawing/2014/chartex" xmlns:cx1="http://schemas.microsoft.com/office/drawing/2015/9/8/chartex" xmlns:cx2="http://schemas.microsoft.com/office/drawing/2015/10/21/chartex" xmlns:cx3="http://schemas.microsoft.com/office/drawing/2016/5/9/chartex" xmlns:cx4="http://schemas.microsoft.com/office/drawing/2016/5/10/chartex" xmlns:cx5="http://schemas.microsoft.com/office/drawing/2016/5/11/chartex" xmlns:cx6="http://schemas.microsoft.com/office/drawing/2016/5/12/chartex" xmlns:cx7="http://schemas.microsoft.com/office/drawing/2016/5/13/chartex" xmlns:cx8="http://schemas.microsoft.com/office/drawing/2016/5/14/chartex" xmlns:mc="http://schemas.openxmlformats.org/markup-compatibility/2006" xmlns:aink="http://schemas.microsoft.com/office/drawing/2016/ink" xmlns:am3d="http://schemas.microsoft.com/office/drawing/2017/model3d" xmlns:o="urn:schemas-microsoft-com:office:office" xmlns:r="http://schemas.openxmlformats.org/officeDocument/2006/relationships" xmlns:m="http://schemas.openxmlformats.org/officeDocument/2006/math" xmlns:v="urn:schemas-microsoft-com:vml" xmlns:wp14="http://schemas.microsoft.com/office/word/2010/wordprocessingDrawing" xmlns:wp="http://schemas.openxmlformats.org/drawingml/2006/wordprocessingDrawing" xmlns:w10="urn:schemas-microsoft-com:office:word" xmlns:w="http://schemas.openxmlformats.org/wordprocessingml/2006/main" xmlns:w14="http://schemas.microsoft.com/office/word/2010/wordml" xmlns:w15="http://schemas.microsoft.com/office/word/2012/wordml" xmlns:w16cid="http://schemas.microsoft.com/office/word/2016/wordml/cid" xmlns:w16se="http://schemas.microsoft.com/office/word/2015/wordml/symex" xmlns:wpg="http://schemas.microsoft.com/office/word/2010/wordprocessingGroup" xmlns:wpi="http://schemas.microsoft.com/office/word/2010/wordprocessingInk" xmlns:wne="http://schemas.microsoft.com/office/word/2006/wordml" xmlns:wps="http://schemas.microsoft.com/office/word/2010/wordprocessingShape" mc:Ignorable="w14 w15 w16se w16cid wp14">
+<w:document xmlns:wpc="http://schemas.microsoft.com/office/word/2010/wordprocessingCanvas" xmlns:cx="http://schemas.microsoft.com/office/drawing/2014/chartex" xmlns:cx1="http://schemas.microsoft.com/office/drawing/2015/9/8/chartex" xmlns:cx2="http://schemas.microsoft.com/office/drawing/2015/10/21/chartex" xmlns:cx3="http://schemas.microsoft.com/office/drawing/2016/5/9/chartex" xmlns:cx4="http://schemas.microsoft.com/office/drawing/2016/5/10/chartex" xmlns:cx5="http://schemas.microsoft.com/office/drawing/2016/5/11/chartex" xmlns:cx6="http://schemas.microsoft.com/office/drawing/2016/5/12/chartex" xmlns:cx7="http://schemas.microsoft.com/office/drawing/2016/5/13/chartex" xmlns:cx8="http://schemas.microsoft.com/office/drawing/2016/5/14/chartex" xmlns:mc="http://schemas.openxmlformats.org/markup-compatibility/2006" xmlns:aink="http://schemas.microsoft.com/office/drawing/2016/ink" xmlns:am3d="http://schemas.microsoft.com/office/drawing/2017/model3d" xmlns:o="urn:schemas-microsoft-com:office:office" xmlns:oel="http://schemas.microsoft.com/office/2019/extlst" xmlns:r="http://schemas.openxmlformats.org/officeDocument/2006/relationships" xmlns:m="http://schemas.openxmlformats.org/officeDocument/2006/math" xmlns:v="urn:schemas-microsoft-com:vml" xmlns:wp14="http://schemas.microsoft.com/office/word/2010/wordprocessingDrawing" xmlns:wp="http://schemas.openxmlformats.org/drawingml/2006/wordprocessingDrawing" xmlns:w10="urn:schemas-microsoft-com:office:word" xmlns:w="http://schemas.openxmlformats.org/wordprocessingml/2006/main" xmlns:w14="http://schemas.microsoft.com/office/word/2010/wordml" xmlns:w15="http://schemas.microsoft.com/office/word/2012/wordml" xmlns:w16cex="http://schemas.microsoft.com/office/word/2018/wordml/cex" xmlns:w16cid="http://schemas.microsoft.com/office/word/2016/wordml/cid" xmlns:w16="http://schemas.microsoft.com/office/word/2018/wordml" xmlns:w16du="http://schemas.microsoft.com/office/word/2023/wordml/word16du" xmlns:w16sdtdh="http://schemas.microsoft.com/office/word/2020/wordml/sdtdatahash" xmlns:w16sdtfl="http://schemas.microsoft.com/office/word/2024/wordml/sdtformatlock" xmlns:w16se="http://schemas.microsoft.com/office/word/2015/wordml/symex" xmlns:wpg="http://schemas.microsoft.com/office/word/2010/wordprocessingGroup" xmlns:wpi="http://schemas.microsoft.com/office/word/2010/wordprocessingInk" xmlns:wne="http://schemas.microsoft.com/office/word/2006/wordml" xmlns:wps="http://schemas.microsoft.com/office/word/2010/wordprocessingShape" mc:Ignorable="w14 w15 w16se w16cid w16 w16cex w16sdtdh w16sdtfl w16du wp14">
   <w:body>
     <w:p>
       <w:pPr>
@@ -15,8 +15,6 @@
           <w:lang w:val="vi-VN"/>
         </w:rPr>
       </w:pPr>
-      <w:bookmarkStart w:id="0" w:name="_GoBack"/>
-      <w:bookmarkEnd w:id="0"/>
       <w:r>
         <w:rPr>
           <w:rFonts w:ascii="Times New Roman" w:hAnsi="Times New Roman" w:cs="Times New Roman"/>
@@ -415,7 +413,7 @@
           <w:szCs w:val="26"/>
           <w:lang w:val="pt-BR"/>
         </w:rPr>
-        <w:t>1.P</w:t>
+        <w:t>1.</w:t>
       </w:r>
       <w:r>
         <w:rPr>
@@ -426,6 +424,28 @@
           <w:szCs w:val="26"/>
           <w:lang w:val="pt-BR"/>
         </w:rPr>
+        <w:t xml:space="preserve"> </w:t>
+      </w:r>
+      <w:r>
+        <w:rPr>
+          <w:rFonts w:ascii="Times New Roman" w:hAnsi="Times New Roman" w:cs="Times New Roman"/>
+          <w:b/>
+          <w:bCs/>
+          <w:sz w:val="26"/>
+          <w:szCs w:val="26"/>
+          <w:lang w:val="pt-BR"/>
+        </w:rPr>
+        <w:t>P</w:t>
+      </w:r>
+      <w:r>
+        <w:rPr>
+          <w:rFonts w:ascii="Times New Roman" w:hAnsi="Times New Roman" w:cs="Times New Roman"/>
+          <w:b/>
+          <w:bCs/>
+          <w:sz w:val="26"/>
+          <w:szCs w:val="26"/>
+          <w:lang w:val="pt-BR"/>
+        </w:rPr>
         <w:t>hân</w:t>
       </w:r>
       <w:r>
@@ -653,7 +673,16 @@
           <w:szCs w:val="26"/>
           <w:lang w:val="vi-VN"/>
         </w:rPr>
-        <w:t xml:space="preserve">        Chỉ đơn thuần có lòng ruột bị bít tắc, mạch máu mạc treo ruột bình thường.</w:t>
+        <w:t xml:space="preserve"> </w:t>
+      </w:r>
+      <w:r>
+        <w:rPr>
+          <w:rFonts w:ascii="Times New Roman" w:hAnsi="Times New Roman" w:cs="Times New Roman"/>
+          <w:sz w:val="26"/>
+          <w:szCs w:val="26"/>
+          <w:lang w:val="vi-VN"/>
+        </w:rPr>
+        <w:t>Chỉ đơn thuần có lòng ruột bị bít tắc, mạch máu mạc treo ruột bình thường.</w:t>
       </w:r>
     </w:p>
     <w:p>
@@ -876,7 +905,7 @@
                 <v:stroke joinstyle="miter"/>
                 <v:path gradientshapeok="t" o:connecttype="rect"/>
               </v:shapetype>
-              <v:shape id="Text Box 69" o:spid="_x0000_s1026" type="#_x0000_t202" style="position:absolute;left:0;text-align:left;margin-left:316.95pt;margin-top:56.8pt;width:61.3pt;height:24.65pt;z-index:251659264;visibility:visible;mso-wrap-style:square;mso-width-percent:0;mso-height-percent:0;mso-wrap-distance-left:9pt;mso-wrap-distance-top:0;mso-wrap-distance-right:9pt;mso-wrap-distance-bottom:0;mso-position-horizontal:absolute;mso-position-horizontal-relative:text;mso-position-vertical:absolute;mso-position-vertical-relative:text;mso-width-percent:0;mso-height-percent:0;mso-width-relative:margin;mso-height-relative:margin;v-text-anchor:top" o:gfxdata="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" fillcolor="white [3201]" strokeweight=".5pt">
+              <v:shape id="Text Box 69" o:spid="_x0000_s1026" type="#_x0000_t202" style="position:absolute;left:0;text-align:left;margin-left:316.95pt;margin-top:56.8pt;width:61.3pt;height:24.65pt;z-index:251659264;visibility:visible;mso-wrap-style:square;mso-width-percent:0;mso-height-percent:0;mso-wrap-distance-left:9pt;mso-wrap-distance-top:0;mso-wrap-distance-right:9pt;mso-wrap-distance-bottom:0;mso-position-horizontal:absolute;mso-position-horizontal-relative:text;mso-position-vertical:absolute;mso-position-vertical-relative:text;mso-width-percent:0;mso-height-percent:0;mso-width-relative:margin;mso-height-relative:margin;v-text-anchor:top" o:gfxdata="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" fillcolor="white [3201]" strokeweight=".5pt">
                 <v:textbox>
                   <w:txbxContent>
                     <w:p>
@@ -974,7 +1003,7 @@
           <w:sz w:val="26"/>
           <w:szCs w:val="26"/>
         </w:rPr>
-        <w:t xml:space="preserve">  </w:t>
+        <w:t xml:space="preserve"> </w:t>
       </w:r>
       <w:r>
         <w:rPr>
@@ -1041,7 +1070,7 @@
           <w:sz w:val="26"/>
           <w:szCs w:val="26"/>
         </w:rPr>
-        <w:t xml:space="preserve">  </w:t>
+        <w:t xml:space="preserve"> </w:t>
       </w:r>
       <w:r>
         <w:rPr>
@@ -1114,9 +1143,9 @@
         <w:tblLook w:val="04A0" w:firstRow="1" w:lastRow="0" w:firstColumn="1" w:lastColumn="0" w:noHBand="0" w:noVBand="1"/>
       </w:tblPr>
       <w:tblGrid>
-        <w:gridCol w:w="3025"/>
-        <w:gridCol w:w="3025"/>
-        <w:gridCol w:w="3025"/>
+        <w:gridCol w:w="3019"/>
+        <w:gridCol w:w="3018"/>
+        <w:gridCol w:w="3018"/>
       </w:tblGrid>
       <w:tr>
         <w:tc>
@@ -1554,24 +1583,7 @@
           <w:sz w:val="26"/>
           <w:szCs w:val="26"/>
         </w:rPr>
-        <w:t xml:space="preserve">  </w:t>
-      </w:r>
-      <w:r>
-        <w:rPr>
-          <w:rFonts w:ascii="Times New Roman" w:hAnsi="Times New Roman" w:cs="Times New Roman"/>
-          <w:sz w:val="26"/>
-          <w:szCs w:val="26"/>
-          <w:lang w:val="vi-VN"/>
-        </w:rPr>
-        <w:t xml:space="preserve">       </w:t>
-      </w:r>
-      <w:r>
-        <w:rPr>
-          <w:rFonts w:ascii="Times New Roman" w:hAnsi="Times New Roman" w:cs="Times New Roman"/>
-          <w:sz w:val="26"/>
-          <w:szCs w:val="26"/>
-        </w:rPr>
-        <w:t xml:space="preserve">   </w:t>
+        <w:t xml:space="preserve"> </w:t>
       </w:r>
       <w:r>
         <w:rPr>
@@ -1650,17 +1662,38 @@
           <w:szCs w:val="26"/>
           <w:lang w:val="vi-VN"/>
         </w:rPr>
-        <w:t xml:space="preserve">      Hình 4:</w:t>
+        <w:t xml:space="preserve"> </w:t>
       </w:r>
       <w:r>
         <w:rPr>
           <w:rFonts w:ascii="Times New Roman" w:hAnsi="Times New Roman" w:cs="Times New Roman"/>
           <w:b/>
-          <w:sz w:val="26"/>
-          <w:szCs w:val="26"/>
-          <w:lang w:val="vi-VN"/>
-        </w:rPr>
-        <w:t xml:space="preserve"> Tắc ruột do u đại tràng              </w:t>
+          <w:bCs/>
+          <w:sz w:val="26"/>
+          <w:szCs w:val="26"/>
+          <w:lang w:val="vi-VN"/>
+        </w:rPr>
+        <w:t>Hình 4:</w:t>
+      </w:r>
+      <w:r>
+        <w:rPr>
+          <w:rFonts w:ascii="Times New Roman" w:hAnsi="Times New Roman" w:cs="Times New Roman"/>
+          <w:b/>
+          <w:sz w:val="26"/>
+          <w:szCs w:val="26"/>
+          <w:lang w:val="vi-VN"/>
+        </w:rPr>
+        <w:t xml:space="preserve"> Tắc ruột do u đại tràng</w:t>
+      </w:r>
+      <w:r>
+        <w:rPr>
+          <w:rFonts w:ascii="Times New Roman" w:hAnsi="Times New Roman" w:cs="Times New Roman"/>
+          <w:b/>
+          <w:sz w:val="26"/>
+          <w:szCs w:val="26"/>
+          <w:lang w:val="vi-VN"/>
+        </w:rPr>
+        <w:t xml:space="preserve"> </w:t>
       </w:r>
       <w:r>
         <w:rPr>
@@ -1927,7 +1960,7 @@
           <w:szCs w:val="26"/>
           <w:lang w:val="vi-VN"/>
         </w:rPr>
-        <w:t xml:space="preserve">         </w:t>
+        <w:t xml:space="preserve"> </w:t>
       </w:r>
       <w:r>
         <w:rPr>
@@ -1985,7 +2018,7 @@
           <w:szCs w:val="26"/>
           <w:lang w:val="vi-VN"/>
         </w:rPr>
-        <w:t xml:space="preserve">           </w:t>
+        <w:t xml:space="preserve"> </w:t>
       </w:r>
       <w:r>
         <w:rPr>
@@ -2139,7 +2172,16 @@
           <w:szCs w:val="26"/>
           <w:lang w:val="vi-VN"/>
         </w:rPr>
-        <w:t xml:space="preserve">        Ngoài bít tắc lòng ruột, mạch máu mạc treo ruột cũng bị xoắn, bị thắt nghẹt dẫn đến thiếu máu, hoại tử các quai ruột.</w:t>
+        <w:t xml:space="preserve"> </w:t>
+      </w:r>
+      <w:r>
+        <w:rPr>
+          <w:rFonts w:ascii="Times New Roman" w:hAnsi="Times New Roman" w:cs="Times New Roman"/>
+          <w:sz w:val="26"/>
+          <w:szCs w:val="26"/>
+          <w:lang w:val="vi-VN"/>
+        </w:rPr>
+        <w:t>Ngoài bít tắc lòng ruột, mạch máu mạc treo ruột cũng bị xoắn, bị thắt nghẹt dẫn đến thiếu máu, hoại tử các quai ruột.</w:t>
       </w:r>
     </w:p>
     <w:p>
@@ -2377,7 +2419,7 @@
           <w:szCs w:val="26"/>
           <w:lang w:val="vi-VN"/>
         </w:rPr>
-        <w:t xml:space="preserve">    </w:t>
+        <w:t xml:space="preserve"> </w:t>
       </w:r>
       <w:r>
         <w:rPr>
@@ -2442,7 +2484,7 @@
           <w:szCs w:val="26"/>
           <w:lang w:val="vi-VN"/>
         </w:rPr>
-        <w:t xml:space="preserve">      </w:t>
+        <w:t xml:space="preserve"> </w:t>
       </w:r>
       <w:r>
         <w:rPr>
@@ -2515,9 +2557,9 @@
         <w:tblLook w:val="04A0" w:firstRow="1" w:lastRow="0" w:firstColumn="1" w:lastColumn="0" w:noHBand="0" w:noVBand="1"/>
       </w:tblPr>
       <w:tblGrid>
-        <w:gridCol w:w="3025"/>
-        <w:gridCol w:w="2899"/>
-        <w:gridCol w:w="3151"/>
+        <w:gridCol w:w="3018"/>
+        <w:gridCol w:w="2893"/>
+        <w:gridCol w:w="3144"/>
       </w:tblGrid>
       <w:tr>
         <w:tc>
@@ -2664,7 +2706,7 @@
                 <w:szCs w:val="26"/>
                 <w:lang w:val="vi-VN"/>
               </w:rPr>
-              <w:t xml:space="preserve">    </w:t>
+              <w:t xml:space="preserve"> </w:t>
             </w:r>
             <w:r>
               <w:rPr>
@@ -2686,7 +2728,19 @@
                 <w:szCs w:val="26"/>
                 <w:lang w:val="vi-VN"/>
               </w:rPr>
-              <w:t xml:space="preserve"> 9</w:t>
+              <w:t xml:space="preserve"> </w:t>
+            </w:r>
+            <w:proofErr w:type="gramStart"/>
+            <w:r>
+              <w:rPr>
+                <w:rFonts w:ascii="Times New Roman" w:hAnsi="Times New Roman" w:cs="Times New Roman"/>
+                <w:b/>
+                <w:bCs/>
+                <w:sz w:val="26"/>
+                <w:szCs w:val="26"/>
+                <w:lang w:val="vi-VN"/>
+              </w:rPr>
+              <w:t>9</w:t>
             </w:r>
             <w:r>
               <w:rPr>
@@ -2696,7 +2750,18 @@
                 <w:szCs w:val="26"/>
                 <w:lang w:val="vi-VN"/>
               </w:rPr>
-              <w:t>: Các vị trí thoát vị</w:t>
+              <w:t>:</w:t>
+            </w:r>
+            <w:proofErr w:type="gramEnd"/>
+            <w:r>
+              <w:rPr>
+                <w:rFonts w:ascii="Times New Roman" w:hAnsi="Times New Roman" w:cs="Times New Roman"/>
+                <w:b/>
+                <w:sz w:val="26"/>
+                <w:szCs w:val="26"/>
+                <w:lang w:val="vi-VN"/>
+              </w:rPr>
+              <w:t xml:space="preserve"> Các vị trí thoát vị</w:t>
             </w:r>
           </w:p>
         </w:tc>
@@ -3158,16 +3223,25 @@
           <w:szCs w:val="26"/>
           <w:lang w:val="vi-VN"/>
         </w:rPr>
-        <w:t xml:space="preserve"> thể gặp trong </w:t>
-      </w:r>
-      <w:r>
-        <w:rPr>
-          <w:rFonts w:ascii="Times New Roman" w:hAnsi="Times New Roman" w:cs="Times New Roman"/>
-          <w:sz w:val="26"/>
-          <w:szCs w:val="26"/>
-          <w:lang w:val="pt-BR"/>
-        </w:rPr>
-        <w:t xml:space="preserve"> ngộ</w:t>
+        <w:t xml:space="preserve"> thể gặp trong</w:t>
+      </w:r>
+      <w:r>
+        <w:rPr>
+          <w:rFonts w:ascii="Times New Roman" w:hAnsi="Times New Roman" w:cs="Times New Roman"/>
+          <w:sz w:val="26"/>
+          <w:szCs w:val="26"/>
+          <w:lang w:val="vi-VN"/>
+        </w:rPr>
+        <w:t xml:space="preserve"> </w:t>
+      </w:r>
+      <w:r>
+        <w:rPr>
+          <w:rFonts w:ascii="Times New Roman" w:hAnsi="Times New Roman" w:cs="Times New Roman"/>
+          <w:sz w:val="26"/>
+          <w:szCs w:val="26"/>
+          <w:lang w:val="pt-BR"/>
+        </w:rPr>
+        <w:t>ngộ</w:t>
       </w:r>
       <w:r>
         <w:rPr>
@@ -3289,7 +3363,16 @@
           <w:szCs w:val="26"/>
           <w:lang w:val="vi-VN"/>
         </w:rPr>
-        <w:t xml:space="preserve">        Sự ứ trệ của dịch và khí trong lòng ruột gây nên các rối loạn về sinh lý bệnh tại chỗ cũng như toàn thân. Mức độ rối loạn tuỳ thuộc vào vị trí tắc, cơ chế tắc, cơ địa người bệnh cũng như thời gian đến viện sớm hay muộn.</w:t>
+        <w:t xml:space="preserve"> </w:t>
+      </w:r>
+      <w:r>
+        <w:rPr>
+          <w:rFonts w:ascii="Times New Roman" w:hAnsi="Times New Roman" w:cs="Times New Roman"/>
+          <w:sz w:val="26"/>
+          <w:szCs w:val="26"/>
+          <w:lang w:val="vi-VN"/>
+        </w:rPr>
+        <w:t>Sự ứ trệ của dịch và khí trong lòng ruột gây nên các rối loạn về sinh lý bệnh tại chỗ cũng như toàn thân. Mức độ rối loạn tuỳ thuộc vào vị trí tắc, cơ chế tắc, cơ địa người bệnh cũng như thời gian đến viện sớm hay muộn.</w:t>
       </w:r>
     </w:p>
     <w:p>
@@ -3302,7 +3385,6 @@
           <w:i/>
           <w:sz w:val="26"/>
           <w:szCs w:val="26"/>
-          <w:lang w:val="vi-VN"/>
         </w:rPr>
       </w:pPr>
       <w:r>
@@ -3326,7 +3408,30 @@
           <w:szCs w:val="26"/>
           <w:lang w:val="vi-VN"/>
         </w:rPr>
-        <w:t xml:space="preserve">1.Rối loạn tại chỗ. </w:t>
+        <w:t>1.</w:t>
+      </w:r>
+      <w:r>
+        <w:rPr>
+          <w:rFonts w:ascii="Times New Roman" w:hAnsi="Times New Roman" w:cs="Times New Roman"/>
+          <w:b/>
+          <w:bCs/>
+          <w:i/>
+          <w:sz w:val="26"/>
+          <w:szCs w:val="26"/>
+        </w:rPr>
+        <w:t xml:space="preserve"> </w:t>
+      </w:r>
+      <w:r>
+        <w:rPr>
+          <w:rFonts w:ascii="Times New Roman" w:hAnsi="Times New Roman" w:cs="Times New Roman"/>
+          <w:b/>
+          <w:bCs/>
+          <w:i/>
+          <w:sz w:val="26"/>
+          <w:szCs w:val="26"/>
+          <w:lang w:val="vi-VN"/>
+        </w:rPr>
+        <w:t>Rối loạn tại chỗ</w:t>
       </w:r>
     </w:p>
     <w:p>
@@ -3810,7 +3915,27 @@
           <w:sz w:val="26"/>
           <w:szCs w:val="26"/>
         </w:rPr>
-        <w:t>3.G</w:t>
+        <w:t>3.</w:t>
+      </w:r>
+      <w:r>
+        <w:rPr>
+          <w:rFonts w:ascii="Times New Roman" w:hAnsi="Times New Roman" w:cs="Times New Roman"/>
+          <w:b/>
+          <w:bCs/>
+          <w:sz w:val="26"/>
+          <w:szCs w:val="26"/>
+        </w:rPr>
+        <w:t xml:space="preserve"> </w:t>
+      </w:r>
+      <w:r>
+        <w:rPr>
+          <w:rFonts w:ascii="Times New Roman" w:hAnsi="Times New Roman" w:cs="Times New Roman"/>
+          <w:b/>
+          <w:bCs/>
+          <w:sz w:val="26"/>
+          <w:szCs w:val="26"/>
+        </w:rPr>
+        <w:t>G</w:t>
       </w:r>
       <w:r>
         <w:rPr>
@@ -3990,9 +4115,19 @@
           <w:bCs/>
           <w:sz w:val="26"/>
           <w:szCs w:val="26"/>
-          <w:lang w:val="vi-VN"/>
-        </w:rPr>
-        <w:t>triệu chứng tắc ruột</w:t>
+        </w:rPr>
+        <w:t xml:space="preserve"> T</w:t>
+      </w:r>
+      <w:r>
+        <w:rPr>
+          <w:rFonts w:ascii="Times New Roman" w:hAnsi="Times New Roman" w:cs="Times New Roman"/>
+          <w:b/>
+          <w:bCs/>
+          <w:sz w:val="26"/>
+          <w:szCs w:val="26"/>
+          <w:lang w:val="vi-VN"/>
+        </w:rPr>
+        <w:t>riệu chứng tắc ruột</w:t>
       </w:r>
     </w:p>
     <w:p>
@@ -4290,7 +4425,31 @@
           <w:szCs w:val="26"/>
           <w:lang w:val="pt-BR"/>
         </w:rPr>
-        <w:t>1.2.  Triệu chứng toàn thân</w:t>
+        <w:t>1.2.</w:t>
+      </w:r>
+      <w:r>
+        <w:rPr>
+          <w:rFonts w:ascii="Times New Roman" w:hAnsi="Times New Roman" w:cs="Times New Roman"/>
+          <w:bCs/>
+          <w:i/>
+          <w:iCs/>
+          <w:sz w:val="26"/>
+          <w:szCs w:val="26"/>
+          <w:lang w:val="pt-BR"/>
+        </w:rPr>
+        <w:t xml:space="preserve"> </w:t>
+      </w:r>
+      <w:r>
+        <w:rPr>
+          <w:rFonts w:ascii="Times New Roman" w:hAnsi="Times New Roman" w:cs="Times New Roman"/>
+          <w:bCs/>
+          <w:i/>
+          <w:iCs/>
+          <w:sz w:val="26"/>
+          <w:szCs w:val="26"/>
+          <w:lang w:val="pt-BR"/>
+        </w:rPr>
+        <w:t>Triệu chứng toàn thân</w:t>
       </w:r>
     </w:p>
     <w:p>
@@ -4406,7 +4565,25 @@
           <w:szCs w:val="26"/>
           <w:lang w:val="vi-VN"/>
         </w:rPr>
-        <w:t xml:space="preserve"> co thể kèm theo  hội chứng nhiễm trùng nhiễm độc.</w:t>
+        <w:t xml:space="preserve"> co thể kèm theo</w:t>
+      </w:r>
+      <w:r>
+        <w:rPr>
+          <w:rFonts w:ascii="Times New Roman" w:hAnsi="Times New Roman" w:cs="Times New Roman"/>
+          <w:sz w:val="26"/>
+          <w:szCs w:val="26"/>
+          <w:lang w:val="vi-VN"/>
+        </w:rPr>
+        <w:t xml:space="preserve"> </w:t>
+      </w:r>
+      <w:r>
+        <w:rPr>
+          <w:rFonts w:ascii="Times New Roman" w:hAnsi="Times New Roman" w:cs="Times New Roman"/>
+          <w:sz w:val="26"/>
+          <w:szCs w:val="26"/>
+          <w:lang w:val="vi-VN"/>
+        </w:rPr>
+        <w:t>hội chứng nhiễm trùng nhiễm độc.</w:t>
       </w:r>
     </w:p>
     <w:p>
@@ -4442,7 +4619,29 @@
           <w:szCs w:val="26"/>
           <w:lang w:val="pt-BR"/>
         </w:rPr>
-        <w:t>1.3.  Triệu chứng thực thể</w:t>
+        <w:t>1.3.</w:t>
+      </w:r>
+      <w:r>
+        <w:rPr>
+          <w:rFonts w:ascii="Times New Roman" w:hAnsi="Times New Roman" w:cs="Times New Roman"/>
+          <w:i/>
+          <w:iCs/>
+          <w:sz w:val="26"/>
+          <w:szCs w:val="26"/>
+          <w:lang w:val="pt-BR"/>
+        </w:rPr>
+        <w:t xml:space="preserve"> </w:t>
+      </w:r>
+      <w:r>
+        <w:rPr>
+          <w:rFonts w:ascii="Times New Roman" w:hAnsi="Times New Roman" w:cs="Times New Roman"/>
+          <w:i/>
+          <w:iCs/>
+          <w:sz w:val="26"/>
+          <w:szCs w:val="26"/>
+          <w:lang w:val="pt-BR"/>
+        </w:rPr>
+        <w:t>Triệu chứng thực thể</w:t>
       </w:r>
     </w:p>
     <w:p>
@@ -4568,17 +4767,7 @@
           <w:szCs w:val="26"/>
           <w:lang w:val="pt-BR"/>
         </w:rPr>
-        <w:t xml:space="preserve">Dấu hiệu quai ruột nổi: nhìn có thể thấy khối phồng trên thành bụng, sờ nắn có cảm giác căng, bờ rõ, gõ vang. Khi sờ thấy một quai ruột rất căng và đau, không di </w:t>
-      </w:r>
-      <w:r>
-        <w:rPr>
-          <w:rFonts w:ascii="Times New Roman" w:hAnsi="Times New Roman" w:cs="Times New Roman"/>
-          <w:sz w:val="26"/>
-          <w:szCs w:val="26"/>
-          <w:lang w:val="pt-BR"/>
-        </w:rPr>
-        <w:lastRenderedPageBreak/>
-        <w:t>động (dấu hiệu Vol Wahl) là dấu hiệu rất có giá trị để chẩn đoán là tắc do xoắn, nghẹt ruột.</w:t>
+        <w:t>Dấu hiệu quai ruột nổi: nhìn có thể thấy khối phồng trên thành bụng, sờ nắn có cảm giác căng, bờ rõ, gõ vang. Khi sờ thấy một quai ruột rất căng và đau, không di động (dấu hiệu Vol Wahl) là dấu hiệu rất có giá trị để chẩn đoán là tắc do xoắn, nghẹt ruột.</w:t>
       </w:r>
     </w:p>
     <w:p>
@@ -4607,6 +4796,7 @@
           <w:szCs w:val="26"/>
           <w:lang w:val="pt-BR"/>
         </w:rPr>
+        <w:lastRenderedPageBreak/>
         <w:t>Dấu hiệu rắn bò: trong cơn đau thấy quai ruột nổi gồ và di chuyển trên thành bụng. Đây là dấu hiệu đặc trư</w:t>
       </w:r>
       <w:r>
@@ -5082,7 +5272,25 @@
           <w:szCs w:val="26"/>
           <w:lang w:val="vi-VN"/>
         </w:rPr>
-        <w:t xml:space="preserve"> Xquang bụng không chuẩn bị rất có giá trị trong chẩn đoán xác định tắc ruột. Hai dấu hiệu quan trong nhất trên chụp Xquang bụng là hình ảnh mức nước mức hơi và hình ảnh chuỗi  hạt trên phim chụp tư thế đứng. Nếu đoạn ruột tắc chứa chủ yếu là dịch, ít hơi ta sẽ thấy hình ảnh chuỗi hạt, ngược lại nếu đoạn ruột tắc chứa nhiều hơi, sẽ thấy hình ảnh mức nước- mức hơi.</w:t>
+        <w:t xml:space="preserve"> Xquang bụng không chuẩn bị rất có giá trị trong chẩn đoán xác định tắc ruột. Hai dấu hiệu quan trong nhất trên chụp Xquang bụng là hình ảnh mức nước mức hơi và hình ảnh chuỗi</w:t>
+      </w:r>
+      <w:r>
+        <w:rPr>
+          <w:rFonts w:ascii="Times New Roman" w:hAnsi="Times New Roman" w:cs="Times New Roman"/>
+          <w:sz w:val="26"/>
+          <w:szCs w:val="26"/>
+          <w:lang w:val="vi-VN"/>
+        </w:rPr>
+        <w:t xml:space="preserve"> </w:t>
+      </w:r>
+      <w:r>
+        <w:rPr>
+          <w:rFonts w:ascii="Times New Roman" w:hAnsi="Times New Roman" w:cs="Times New Roman"/>
+          <w:sz w:val="26"/>
+          <w:szCs w:val="26"/>
+          <w:lang w:val="vi-VN"/>
+        </w:rPr>
+        <w:t>hạt trên phim chụp tư thế đứng. Nếu đoạn ruột tắc chứa chủ yếu là dịch, ít hơi ta sẽ thấy hình ảnh chuỗi hạt, ngược lại nếu đoạn ruột tắc chứa nhiều hơi, sẽ thấy hình ảnh mức nước- mức hơi.</w:t>
       </w:r>
     </w:p>
     <w:p>
@@ -5218,8 +5426,7 @@
           <w:szCs w:val="26"/>
           <w:lang w:val="vi-VN"/>
         </w:rPr>
-        <w:lastRenderedPageBreak/>
-        <w:t xml:space="preserve">     </w:t>
+        <w:t xml:space="preserve"> </w:t>
       </w:r>
       <w:r>
         <w:rPr>
@@ -5284,7 +5491,7 @@
           <w:szCs w:val="26"/>
           <w:lang w:val="vi-VN"/>
         </w:rPr>
-        <w:t xml:space="preserve">       </w:t>
+        <w:t xml:space="preserve"> </w:t>
       </w:r>
       <w:r>
         <w:rPr>
@@ -5349,7 +5556,7 @@
           <w:szCs w:val="26"/>
           <w:lang w:val="vi-VN"/>
         </w:rPr>
-        <w:t xml:space="preserve">       </w:t>
+        <w:t xml:space="preserve"> </w:t>
       </w:r>
       <w:r>
         <w:rPr>
@@ -5433,7 +5640,52 @@
           <w:szCs w:val="26"/>
           <w:lang w:val="vi-VN"/>
         </w:rPr>
-        <w:t>a                             b                                         c</w:t>
+        <w:lastRenderedPageBreak/>
+        <w:t>a</w:t>
+      </w:r>
+      <w:r>
+        <w:rPr>
+          <w:rFonts w:ascii="Times New Roman" w:hAnsi="Times New Roman" w:cs="Times New Roman"/>
+          <w:b/>
+          <w:bCs/>
+          <w:sz w:val="26"/>
+          <w:szCs w:val="26"/>
+          <w:lang w:val="vi-VN"/>
+        </w:rPr>
+        <w:t xml:space="preserve"> </w:t>
+      </w:r>
+      <w:r>
+        <w:rPr>
+          <w:rFonts w:ascii="Times New Roman" w:hAnsi="Times New Roman" w:cs="Times New Roman"/>
+          <w:b/>
+          <w:bCs/>
+          <w:sz w:val="26"/>
+          <w:szCs w:val="26"/>
+          <w:lang w:val="vi-VN"/>
+        </w:rPr>
+        <w:t>b</w:t>
+      </w:r>
+      <w:r>
+        <w:rPr>
+          <w:rFonts w:ascii="Times New Roman" w:hAnsi="Times New Roman" w:cs="Times New Roman"/>
+          <w:b/>
+          <w:bCs/>
+          <w:sz w:val="26"/>
+          <w:szCs w:val="26"/>
+          <w:lang w:val="vi-VN"/>
+        </w:rPr>
+        <w:t xml:space="preserve"> </w:t>
+      </w:r>
+      <w:r>
+        <w:rPr>
+          <w:rFonts w:ascii="Times New Roman" w:hAnsi="Times New Roman" w:cs="Times New Roman"/>
+          <w:b/>
+          <w:bCs/>
+          <w:sz w:val="26"/>
+          <w:szCs w:val="26"/>
+          <w:lang w:val="vi-VN"/>
+        </w:rPr>
+        <w:t>c</w:t>
       </w:r>
     </w:p>
     <w:p>
@@ -5568,18 +5820,6 @@
           <w:lang w:val="vi-VN"/>
         </w:rPr>
         <w:t xml:space="preserve"> </w:t>
-      </w:r>
-      <w:r>
-        <w:rPr>
-          <w:rFonts w:ascii="Times New Roman" w:hAnsi="Times New Roman" w:cs="Times New Roman"/>
-          <w:bCs/>
-          <w:i/>
-          <w:iCs/>
-          <w:sz w:val="26"/>
-          <w:szCs w:val="26"/>
-          <w:lang w:val="vi-VN"/>
-        </w:rPr>
-        <w:t xml:space="preserve">   </w:t>
       </w:r>
       <w:r>
         <w:rPr>
@@ -5969,16 +6209,16 @@
           <w:szCs w:val="26"/>
           <w:lang w:val="vi-VN"/>
         </w:rPr>
-        <w:t xml:space="preserve">a  </w:t>
-      </w:r>
-      <w:r>
-        <w:rPr>
-          <w:rFonts w:ascii="Times New Roman" w:hAnsi="Times New Roman" w:cs="Times New Roman"/>
-          <w:sz w:val="26"/>
-          <w:szCs w:val="26"/>
-          <w:lang w:val="vi-VN"/>
-        </w:rPr>
-        <w:t xml:space="preserve">     </w:t>
+        <w:t>a</w:t>
+      </w:r>
+      <w:r>
+        <w:rPr>
+          <w:rFonts w:ascii="Times New Roman" w:hAnsi="Times New Roman" w:cs="Times New Roman"/>
+          <w:sz w:val="26"/>
+          <w:szCs w:val="26"/>
+          <w:lang w:val="vi-VN"/>
+        </w:rPr>
+        <w:t xml:space="preserve"> </w:t>
       </w:r>
       <w:r>
         <w:rPr>
@@ -6043,16 +6283,25 @@
           <w:szCs w:val="26"/>
           <w:lang w:val="vi-VN"/>
         </w:rPr>
-        <w:t xml:space="preserve">  b</w:t>
-      </w:r>
-      <w:r>
-        <w:rPr>
-          <w:rFonts w:ascii="Times New Roman" w:hAnsi="Times New Roman" w:cs="Times New Roman"/>
-          <w:sz w:val="26"/>
-          <w:szCs w:val="26"/>
-          <w:lang w:val="vi-VN"/>
-        </w:rPr>
-        <w:t xml:space="preserve">.   </w:t>
+        <w:t xml:space="preserve"> </w:t>
+      </w:r>
+      <w:r>
+        <w:rPr>
+          <w:rFonts w:ascii="Times New Roman" w:hAnsi="Times New Roman" w:cs="Times New Roman"/>
+          <w:sz w:val="26"/>
+          <w:szCs w:val="26"/>
+          <w:lang w:val="vi-VN"/>
+        </w:rPr>
+        <w:t>b</w:t>
+      </w:r>
+      <w:r>
+        <w:rPr>
+          <w:rFonts w:ascii="Times New Roman" w:hAnsi="Times New Roman" w:cs="Times New Roman"/>
+          <w:sz w:val="26"/>
+          <w:szCs w:val="26"/>
+          <w:lang w:val="vi-VN"/>
+        </w:rPr>
+        <w:t>.</w:t>
       </w:r>
       <w:r>
         <w:rPr>
@@ -6244,7 +6493,6 @@
           <w:sz w:val="26"/>
           <w:szCs w:val="26"/>
         </w:rPr>
-        <w:lastRenderedPageBreak/>
         <w:t>Siêu âm ổ bụng:</w:t>
       </w:r>
     </w:p>
@@ -6275,7 +6523,25 @@
           <w:szCs w:val="26"/>
           <w:lang w:val="vi-VN"/>
         </w:rPr>
-        <w:t xml:space="preserve"> âm ổ bụng là xét nghiệm cận lâm sàng đơn giản, dễ thực hiện, chi phí thấp, và có thể đem lại nhiều thông tin trong chẩn đoán tắc ruột. Tuy nhiên kết quả phụ thuộc nhiều vào kinh nghiệm của Bác sĩ  siêu âm, và trong một số trường hợp các quai ruột giãn nhiều hơi sẽ hạn chế đánh giá. Siêu âm bụng có thể cung cấp một số thông tin như:</w:t>
+        <w:t xml:space="preserve"> âm ổ bụng là xét nghiệm cận lâm sàng đơn giản, dễ thực hiện, chi phí thấp, và có thể đem lại nhiều thông tin trong chẩn đoán tắc ruột. Tuy nhiên kết quả phụ thuộc nhiều vào kinh nghiệm của Bác sĩ</w:t>
+      </w:r>
+      <w:r>
+        <w:rPr>
+          <w:rFonts w:ascii="Times New Roman" w:hAnsi="Times New Roman" w:cs="Times New Roman"/>
+          <w:sz w:val="26"/>
+          <w:szCs w:val="26"/>
+          <w:lang w:val="vi-VN"/>
+        </w:rPr>
+        <w:t xml:space="preserve"> </w:t>
+      </w:r>
+      <w:r>
+        <w:rPr>
+          <w:rFonts w:ascii="Times New Roman" w:hAnsi="Times New Roman" w:cs="Times New Roman"/>
+          <w:sz w:val="26"/>
+          <w:szCs w:val="26"/>
+          <w:lang w:val="vi-VN"/>
+        </w:rPr>
+        <w:t>siêu âm, và trong một số trường hợp các quai ruột giãn nhiều hơi sẽ hạn chế đánh giá. Siêu âm bụng có thể cung cấp một số thông tin như:</w:t>
       </w:r>
     </w:p>
     <w:p>
@@ -6301,7 +6567,41 @@
           <w:szCs w:val="26"/>
           <w:lang w:val="vi-VN"/>
         </w:rPr>
-        <w:t>Hình ảnh tắc ruột trên siêu âm ổ bụng: Các quai ruột giãn, chứa dịch(ruột non đường kính &gt;3cm), hình ảnh ruột tăng nhu động hay nhu động đảo chiều, có hình ảnh chuyển tiếp giữa quai ruột giãn và quai ruột xẹp.</w:t>
+        <w:t>Hình ảnh tắc ruột trên siêu âm ổ bụng: Các quai ruột giãn, chứa dịch</w:t>
+      </w:r>
+      <w:r>
+        <w:rPr>
+          <w:rFonts w:ascii="Times New Roman" w:hAnsi="Times New Roman" w:cs="Times New Roman"/>
+          <w:sz w:val="26"/>
+          <w:szCs w:val="26"/>
+        </w:rPr>
+        <w:t xml:space="preserve"> </w:t>
+      </w:r>
+      <w:r>
+        <w:rPr>
+          <w:rFonts w:ascii="Times New Roman" w:hAnsi="Times New Roman" w:cs="Times New Roman"/>
+          <w:sz w:val="26"/>
+          <w:szCs w:val="26"/>
+          <w:lang w:val="vi-VN"/>
+        </w:rPr>
+        <w:t>(ruột non đường kính &gt;</w:t>
+      </w:r>
+      <w:r>
+        <w:rPr>
+          <w:rFonts w:ascii="Times New Roman" w:hAnsi="Times New Roman" w:cs="Times New Roman"/>
+          <w:sz w:val="26"/>
+          <w:szCs w:val="26"/>
+        </w:rPr>
+        <w:t xml:space="preserve"> </w:t>
+      </w:r>
+      <w:r>
+        <w:rPr>
+          <w:rFonts w:ascii="Times New Roman" w:hAnsi="Times New Roman" w:cs="Times New Roman"/>
+          <w:sz w:val="26"/>
+          <w:szCs w:val="26"/>
+          <w:lang w:val="vi-VN"/>
+        </w:rPr>
+        <w:t>3cm), hình ảnh ruột tăng nhu động hay nhu động đảo chiều, có hình ảnh chuyển tiếp giữa quai ruột giãn và quai ruột xẹp.</w:t>
       </w:r>
     </w:p>
     <w:p>
@@ -6327,6 +6627,7 @@
           <w:szCs w:val="26"/>
           <w:lang w:val="vi-VN"/>
         </w:rPr>
+        <w:lastRenderedPageBreak/>
         <w:t>N</w:t>
       </w:r>
       <w:r>
@@ -6371,7 +6672,41 @@
           <w:szCs w:val="26"/>
           <w:lang w:val="vi-VN"/>
         </w:rPr>
-        <w:t>ợi ý các dấu hiệu nặng trong tắc ruột: mất nhu động ruột(giai đoạn đầu có tăng nhu động), dịch tự do ổ bụng và giữa các quai ruột, dày thành các quai ruột vị trí tắc (&gt;4mm)</w:t>
+        <w:t>ợi ý các dấu hiệu nặng trong tắc ruột: mất nhu động ruột</w:t>
+      </w:r>
+      <w:r>
+        <w:rPr>
+          <w:rFonts w:ascii="Times New Roman" w:hAnsi="Times New Roman" w:cs="Times New Roman"/>
+          <w:sz w:val="26"/>
+          <w:szCs w:val="26"/>
+        </w:rPr>
+        <w:t xml:space="preserve"> </w:t>
+      </w:r>
+      <w:r>
+        <w:rPr>
+          <w:rFonts w:ascii="Times New Roman" w:hAnsi="Times New Roman" w:cs="Times New Roman"/>
+          <w:sz w:val="26"/>
+          <w:szCs w:val="26"/>
+          <w:lang w:val="vi-VN"/>
+        </w:rPr>
+        <w:t>(giai đoạn đầu có tăng nhu động), dịch tự do ổ bụng và giữa các quai ruột, dày thành các quai ruột vị trí tắc (&gt;</w:t>
+      </w:r>
+      <w:r>
+        <w:rPr>
+          <w:rFonts w:ascii="Times New Roman" w:hAnsi="Times New Roman" w:cs="Times New Roman"/>
+          <w:sz w:val="26"/>
+          <w:szCs w:val="26"/>
+        </w:rPr>
+        <w:t xml:space="preserve"> </w:t>
+      </w:r>
+      <w:r>
+        <w:rPr>
+          <w:rFonts w:ascii="Times New Roman" w:hAnsi="Times New Roman" w:cs="Times New Roman"/>
+          <w:sz w:val="26"/>
+          <w:szCs w:val="26"/>
+          <w:lang w:val="vi-VN"/>
+        </w:rPr>
+        <w:t>4mm)</w:t>
       </w:r>
     </w:p>
     <w:p>
@@ -6451,7 +6786,16 @@
           <w:szCs w:val="26"/>
           <w:lang w:val="vi-VN"/>
         </w:rPr>
-        <w:t xml:space="preserve"> a          </w:t>
+        <w:t xml:space="preserve"> a</w:t>
+      </w:r>
+      <w:r>
+        <w:rPr>
+          <w:rFonts w:ascii="Times New Roman" w:hAnsi="Times New Roman" w:cs="Times New Roman"/>
+          <w:sz w:val="26"/>
+          <w:szCs w:val="26"/>
+          <w:lang w:val="vi-VN"/>
+        </w:rPr>
+        <w:t xml:space="preserve"> </w:t>
       </w:r>
       <w:r>
         <w:rPr>
@@ -6527,17 +6871,6 @@
           <w:szCs w:val="26"/>
           <w:lang w:val="vi-VN"/>
         </w:rPr>
-        <w:t xml:space="preserve">                             </w:t>
-      </w:r>
-      <w:r>
-        <w:rPr>
-          <w:rFonts w:ascii="Times New Roman" w:hAnsi="Times New Roman" w:cs="Times New Roman"/>
-          <w:b/>
-          <w:bCs/>
-          <w:sz w:val="26"/>
-          <w:szCs w:val="26"/>
-          <w:lang w:val="vi-VN"/>
-        </w:rPr>
         <w:t xml:space="preserve"> </w:t>
       </w:r>
     </w:p>
@@ -6827,7 +7160,27 @@
           <w:szCs w:val="26"/>
           <w:lang w:val="vi-VN"/>
         </w:rPr>
-        <w:t>Chụp cắt lớp vi tính (CLVT) rất có giá trị trong chẩn đoán tắc ruột, và  được chỉ định ngày càng rộng rãi.</w:t>
+        <w:t>Chụp cắt lớp vi tính (CLVT) rất có giá trị trong chẩn đoán tắc ruột, và</w:t>
+      </w:r>
+      <w:r>
+        <w:rPr>
+          <w:rFonts w:ascii="Times New Roman" w:hAnsi="Times New Roman" w:cs="Times New Roman"/>
+          <w:iCs/>
+          <w:sz w:val="26"/>
+          <w:szCs w:val="26"/>
+          <w:lang w:val="vi-VN"/>
+        </w:rPr>
+        <w:t xml:space="preserve"> </w:t>
+      </w:r>
+      <w:r>
+        <w:rPr>
+          <w:rFonts w:ascii="Times New Roman" w:hAnsi="Times New Roman" w:cs="Times New Roman"/>
+          <w:iCs/>
+          <w:sz w:val="26"/>
+          <w:szCs w:val="26"/>
+          <w:lang w:val="vi-VN"/>
+        </w:rPr>
+        <w:t>được chỉ định ngày càng rộng rãi.</w:t>
       </w:r>
       <w:r>
         <w:rPr>
@@ -6981,7 +7334,6 @@
           <w:sz w:val="26"/>
           <w:szCs w:val="26"/>
         </w:rPr>
-        <w:lastRenderedPageBreak/>
         <mc:AlternateContent>
           <mc:Choice Requires="wps">
             <w:drawing>
@@ -7301,7 +7653,7 @@
           <w:szCs w:val="26"/>
           <w:lang w:val="vi-VN"/>
         </w:rPr>
-        <w:t xml:space="preserve">   </w:t>
+        <w:t xml:space="preserve"> </w:t>
       </w:r>
       <w:r>
         <w:rPr>
@@ -7377,7 +7729,7 @@
           <w:szCs w:val="26"/>
           <w:lang w:val="vi-VN"/>
         </w:rPr>
-        <w:t xml:space="preserve">  </w:t>
+        <w:t xml:space="preserve"> </w:t>
       </w:r>
       <w:r>
         <w:rPr>
@@ -7606,6 +7958,7 @@
           <w:sz w:val="26"/>
           <w:szCs w:val="26"/>
         </w:rPr>
+        <w:lastRenderedPageBreak/>
         <mc:AlternateContent>
           <mc:Choice Requires="wps">
             <w:drawing>
@@ -7927,14 +8280,6 @@
           <w:szCs w:val="26"/>
           <w:lang w:val="vi-VN"/>
         </w:rPr>
-        <w:t xml:space="preserve">    </w:t>
-      </w:r>
-      <w:r>
-        <w:rPr>
-          <w:rFonts w:ascii="Times New Roman" w:hAnsi="Times New Roman" w:cs="Times New Roman"/>
-          <w:sz w:val="26"/>
-          <w:szCs w:val="26"/>
-        </w:rPr>
         <w:t xml:space="preserve"> </w:t>
       </w:r>
       <w:r>
@@ -8013,15 +8358,6 @@
           <w:szCs w:val="26"/>
           <w:lang w:val="vi-VN"/>
         </w:rPr>
-        <w:t xml:space="preserve">   </w:t>
-      </w:r>
-      <w:r>
-        <w:rPr>
-          <w:rFonts w:ascii="Times New Roman" w:hAnsi="Times New Roman" w:cs="Times New Roman"/>
-          <w:sz w:val="26"/>
-          <w:szCs w:val="26"/>
-          <w:lang w:val="vi-VN"/>
-        </w:rPr>
         <w:t xml:space="preserve"> </w:t>
       </w:r>
       <w:r>
@@ -8032,7 +8368,7 @@
           <w:szCs w:val="26"/>
         </w:rPr>
         <w:drawing>
-          <wp:inline distT="0" distB="0" distL="0" distR="0" wp14:anchorId="7C7A701F" wp14:editId="068348A7">
+          <wp:inline distT="0" distB="0" distL="0" distR="0" wp14:anchorId="7C7A701F" wp14:editId="0F677F53">
             <wp:extent cx="1662545" cy="1530350"/>
             <wp:effectExtent l="0" t="0" r="1270" b="0"/>
             <wp:docPr id="53" name="Picture 53"/>
@@ -8612,7 +8948,6 @@
           <w:sz w:val="26"/>
           <w:szCs w:val="26"/>
         </w:rPr>
-        <w:lastRenderedPageBreak/>
         <w:t>5. C</w:t>
       </w:r>
       <w:r>
@@ -8723,9 +9058,34 @@
           <w:iCs/>
           <w:sz w:val="26"/>
           <w:szCs w:val="26"/>
-          <w:lang w:val="vi-VN"/>
-        </w:rPr>
-        <w:t>Triệu chứng lâm sàng:</w:t>
+        </w:rPr>
+        <w:t xml:space="preserve"> </w:t>
+      </w:r>
+      <w:proofErr w:type="gramStart"/>
+      <w:r>
+        <w:rPr>
+          <w:rFonts w:ascii="Times New Roman" w:hAnsi="Times New Roman" w:cs="Times New Roman"/>
+          <w:bCs/>
+          <w:i/>
+          <w:iCs/>
+          <w:sz w:val="26"/>
+          <w:szCs w:val="26"/>
+          <w:lang w:val="vi-VN"/>
+        </w:rPr>
+        <w:t>Triệu</w:t>
+      </w:r>
+      <w:proofErr w:type="gramEnd"/>
+      <w:r>
+        <w:rPr>
+          <w:rFonts w:ascii="Times New Roman" w:hAnsi="Times New Roman" w:cs="Times New Roman"/>
+          <w:bCs/>
+          <w:i/>
+          <w:iCs/>
+          <w:sz w:val="26"/>
+          <w:szCs w:val="26"/>
+          <w:lang w:val="vi-VN"/>
+        </w:rPr>
+        <w:t xml:space="preserve"> chứng lâm sàng:</w:t>
       </w:r>
     </w:p>
     <w:p>
@@ -8852,9 +9212,34 @@
           <w:iCs/>
           <w:sz w:val="26"/>
           <w:szCs w:val="26"/>
-          <w:lang w:val="vi-VN"/>
-        </w:rPr>
-        <w:t>Chẩn đoán hình ảnh</w:t>
+        </w:rPr>
+        <w:t xml:space="preserve"> </w:t>
+      </w:r>
+      <w:proofErr w:type="gramStart"/>
+      <w:r>
+        <w:rPr>
+          <w:rFonts w:ascii="Times New Roman" w:hAnsi="Times New Roman" w:cs="Times New Roman"/>
+          <w:bCs/>
+          <w:i/>
+          <w:iCs/>
+          <w:sz w:val="26"/>
+          <w:szCs w:val="26"/>
+          <w:lang w:val="vi-VN"/>
+        </w:rPr>
+        <w:t>Chẩn</w:t>
+      </w:r>
+      <w:proofErr w:type="gramEnd"/>
+      <w:r>
+        <w:rPr>
+          <w:rFonts w:ascii="Times New Roman" w:hAnsi="Times New Roman" w:cs="Times New Roman"/>
+          <w:bCs/>
+          <w:i/>
+          <w:iCs/>
+          <w:sz w:val="26"/>
+          <w:szCs w:val="26"/>
+          <w:lang w:val="vi-VN"/>
+        </w:rPr>
+        <w:t xml:space="preserve"> đoán hình ảnh</w:t>
       </w:r>
     </w:p>
     <w:p>
@@ -8882,6 +9267,7 @@
           <w:szCs w:val="26"/>
           <w:lang w:val="vi-VN"/>
         </w:rPr>
+        <w:lastRenderedPageBreak/>
         <w:t xml:space="preserve">Trên phim chụp </w:t>
       </w:r>
       <w:r>
@@ -9512,8 +9898,20 @@
           <w:szCs w:val="26"/>
           <w:lang w:val="fr-FR"/>
         </w:rPr>
-        <w:t>Lâm sàng:</w:t>
-      </w:r>
+        <w:t xml:space="preserve">Lâm </w:t>
+      </w:r>
+      <w:proofErr w:type="gramStart"/>
+      <w:r>
+        <w:rPr>
+          <w:rFonts w:ascii="Times New Roman" w:hAnsi="Times New Roman" w:cs="Times New Roman"/>
+          <w:i/>
+          <w:sz w:val="26"/>
+          <w:szCs w:val="26"/>
+          <w:lang w:val="fr-FR"/>
+        </w:rPr>
+        <w:t>sàng:</w:t>
+      </w:r>
+      <w:proofErr w:type="gramEnd"/>
     </w:p>
     <w:p>
       <w:pPr>
@@ -9592,7 +9990,6 @@
           <w:szCs w:val="26"/>
           <w:lang w:val="fr-FR"/>
         </w:rPr>
-        <w:lastRenderedPageBreak/>
         <w:t>Chẩn</w:t>
       </w:r>
       <w:r>
@@ -9935,15 +10332,24 @@
           <w:szCs w:val="26"/>
           <w:lang w:val="vi-VN"/>
         </w:rPr>
-        <w:t xml:space="preserve">, nhưng </w:t>
-      </w:r>
-      <w:r>
-        <w:rPr>
-          <w:rFonts w:ascii="Times New Roman" w:hAnsi="Times New Roman" w:cs="Times New Roman"/>
-          <w:sz w:val="26"/>
-          <w:szCs w:val="26"/>
-        </w:rPr>
-        <w:t xml:space="preserve"> nếu</w:t>
+        <w:t>, nhưng</w:t>
+      </w:r>
+      <w:r>
+        <w:rPr>
+          <w:rFonts w:ascii="Times New Roman" w:hAnsi="Times New Roman" w:cs="Times New Roman"/>
+          <w:sz w:val="26"/>
+          <w:szCs w:val="26"/>
+          <w:lang w:val="vi-VN"/>
+        </w:rPr>
+        <w:t xml:space="preserve"> </w:t>
+      </w:r>
+      <w:r>
+        <w:rPr>
+          <w:rFonts w:ascii="Times New Roman" w:hAnsi="Times New Roman" w:cs="Times New Roman"/>
+          <w:sz w:val="26"/>
+          <w:szCs w:val="26"/>
+        </w:rPr>
+        <w:t>nếu</w:t>
       </w:r>
       <w:r>
         <w:rPr>
@@ -9960,6 +10366,7 @@
           <w:sz w:val="26"/>
           <w:szCs w:val="26"/>
         </w:rPr>
+        <w:lastRenderedPageBreak/>
         <w:t>Bí trung đại tiện xuất hiện sớm</w:t>
       </w:r>
       <w:r>
@@ -9986,7 +10393,7 @@
           <w:sz w:val="26"/>
           <w:szCs w:val="26"/>
         </w:rPr>
-        <w:t xml:space="preserve"> Bụng tr</w:t>
+        <w:t>Bụng tr</w:t>
       </w:r>
       <w:r>
         <w:rPr>
@@ -10216,7 +10623,6 @@
           <w:rFonts w:ascii="Times New Roman" w:hAnsi="Times New Roman" w:cs="Times New Roman"/>
           <w:sz w:val="26"/>
           <w:szCs w:val="26"/>
-          <w:lang w:val="vi-VN"/>
         </w:rPr>
       </w:pPr>
       <w:r>
@@ -10228,6 +10634,14 @@
         </w:rPr>
         <w:t>- Trên phim chụp Xquang bụng không chuẩn bị thấy hình ảnh giãn toàn bộ các quai ruột, cả ruột non và đại tràng</w:t>
       </w:r>
+      <w:r>
+        <w:rPr>
+          <w:rFonts w:ascii="Times New Roman" w:hAnsi="Times New Roman" w:cs="Times New Roman"/>
+          <w:sz w:val="26"/>
+          <w:szCs w:val="26"/>
+        </w:rPr>
+        <w:t>.</w:t>
+      </w:r>
     </w:p>
     <w:p>
       <w:pPr>
@@ -10238,7 +10652,6 @@
           <w:rFonts w:ascii="Times New Roman" w:hAnsi="Times New Roman" w:cs="Times New Roman"/>
           <w:sz w:val="26"/>
           <w:szCs w:val="26"/>
-          <w:lang w:val="vi-VN"/>
         </w:rPr>
       </w:pPr>
       <w:r>
@@ -10250,6 +10663,14 @@
         </w:rPr>
         <w:t>- Chụp khung đại tràng có thuốc cản quang (chụp đại tràng có chuẩn bị) không thấy hình ảnh hẹp trên khung đại tràng</w:t>
       </w:r>
+      <w:r>
+        <w:rPr>
+          <w:rFonts w:ascii="Times New Roman" w:hAnsi="Times New Roman" w:cs="Times New Roman"/>
+          <w:sz w:val="26"/>
+          <w:szCs w:val="26"/>
+        </w:rPr>
+        <w:t>.</w:t>
+      </w:r>
     </w:p>
     <w:p>
       <w:pPr>
@@ -10260,7 +10681,6 @@
           <w:spacing w:val="-6"/>
           <w:sz w:val="26"/>
           <w:szCs w:val="26"/>
-          <w:lang w:val="vi-VN"/>
         </w:rPr>
       </w:pPr>
       <w:r>
@@ -10273,6 +10693,15 @@
         </w:rPr>
         <w:t>- Chụp cắt lớp vi tính bụng không thấy vị trí tắc cũng như nguyên nhân gây tắc</w:t>
       </w:r>
+      <w:r>
+        <w:rPr>
+          <w:rFonts w:ascii="Times New Roman" w:hAnsi="Times New Roman" w:cs="Times New Roman"/>
+          <w:spacing w:val="-6"/>
+          <w:sz w:val="26"/>
+          <w:szCs w:val="26"/>
+        </w:rPr>
+        <w:t>.</w:t>
+      </w:r>
     </w:p>
     <w:p>
       <w:pPr>
@@ -10348,17 +10777,7 @@
           <w:szCs w:val="26"/>
           <w:lang w:val="vi-VN"/>
         </w:rPr>
-        <w:t xml:space="preserve">: với đặc điểm là giãn toàn bộ khung đại tràng và trực tràng, chủ yếu là giãn do hơi, thường gặp </w:t>
-      </w:r>
-      <w:r>
-        <w:rPr>
-          <w:rFonts w:ascii="Times New Roman" w:hAnsi="Times New Roman" w:cs="Times New Roman"/>
-          <w:sz w:val="26"/>
-          <w:szCs w:val="26"/>
-          <w:lang w:val="vi-VN"/>
-        </w:rPr>
-        <w:lastRenderedPageBreak/>
-        <w:t>trên các bệnh nhân đa chấn thương, bệnh nhân thở máy, già yếu, hay cá bệnh nhân dùng các thuốc an thần. C</w:t>
+        <w:t>: với đặc điểm là giãn toàn bộ khung đại tràng và trực tràng, chủ yếu là giãn do hơi, thường gặp trên các bệnh nhân đa chấn thương, bệnh nhân thở máy, già yếu, hay cá bệnh nhân dùng các thuốc an thần. C</w:t>
       </w:r>
       <w:r>
         <w:rPr>
@@ -10488,6 +10907,16 @@
       <w:r>
         <w:rPr>
           <w:rFonts w:ascii="Times New Roman" w:hAnsi="Times New Roman" w:cs="Times New Roman"/>
+          <w:iCs/>
+          <w:sz w:val="26"/>
+          <w:szCs w:val="26"/>
+          <w:lang w:val="pt-BR"/>
+        </w:rPr>
+        <w:t xml:space="preserve"> </w:t>
+      </w:r>
+      <w:r>
+        <w:rPr>
+          <w:rFonts w:ascii="Times New Roman" w:hAnsi="Times New Roman" w:cs="Times New Roman"/>
           <w:sz w:val="26"/>
           <w:szCs w:val="26"/>
           <w:lang w:val="pt-BR"/>
@@ -10806,7 +11235,7 @@
           <w:szCs w:val="26"/>
           <w:lang w:val="vi-VN"/>
         </w:rPr>
-        <w:t xml:space="preserve">        </w:t>
+        <w:t xml:space="preserve"> </w:t>
       </w:r>
       <w:r>
         <w:rPr>
@@ -11048,7 +11477,26 @@
           <w:szCs w:val="26"/>
           <w:lang w:val="vi-VN"/>
         </w:rPr>
-        <w:t xml:space="preserve"> khi bụng có thể không chướng. Thăm khám kỹ có thể sờ thấy quai ruột xoắn hoặc nghẹt  </w:t>
+        <w:t xml:space="preserve"> khi bụng có thể không chướng. Thăm khám kỹ </w:t>
+      </w:r>
+      <w:r>
+        <w:rPr>
+          <w:rFonts w:ascii="Times New Roman" w:hAnsi="Times New Roman" w:cs="Times New Roman"/>
+          <w:sz w:val="26"/>
+          <w:szCs w:val="26"/>
+          <w:lang w:val="vi-VN"/>
+        </w:rPr>
+        <w:lastRenderedPageBreak/>
+        <w:t>có thể sờ thấy quai ruột xoắn hoặc nghẹt</w:t>
+      </w:r>
+      <w:r>
+        <w:rPr>
+          <w:rFonts w:ascii="Times New Roman" w:hAnsi="Times New Roman" w:cs="Times New Roman"/>
+          <w:sz w:val="26"/>
+          <w:szCs w:val="26"/>
+          <w:lang w:val="vi-VN"/>
+        </w:rPr>
+        <w:t xml:space="preserve"> </w:t>
       </w:r>
       <w:r>
         <w:rPr>
@@ -11298,7 +11746,29 @@
           <w:szCs w:val="26"/>
           <w:lang w:val="pt-BR"/>
         </w:rPr>
-        <w:t>5.1. ở trẻ sơ sinh</w:t>
+        <w:t xml:space="preserve">5.1. </w:t>
+      </w:r>
+      <w:r>
+        <w:rPr>
+          <w:rFonts w:ascii="Times New Roman" w:hAnsi="Times New Roman" w:cs="Times New Roman"/>
+          <w:i/>
+          <w:iCs/>
+          <w:sz w:val="26"/>
+          <w:szCs w:val="26"/>
+          <w:lang w:val="pt-BR"/>
+        </w:rPr>
+        <w:t>Ở</w:t>
+      </w:r>
+      <w:r>
+        <w:rPr>
+          <w:rFonts w:ascii="Times New Roman" w:hAnsi="Times New Roman" w:cs="Times New Roman"/>
+          <w:i/>
+          <w:iCs/>
+          <w:sz w:val="26"/>
+          <w:szCs w:val="26"/>
+          <w:lang w:val="pt-BR"/>
+        </w:rPr>
+        <w:t xml:space="preserve"> trẻ sơ sinh</w:t>
       </w:r>
       <w:r>
         <w:rPr>
@@ -11328,7 +11798,25 @@
           <w:szCs w:val="26"/>
           <w:lang w:val="pt-BR"/>
         </w:rPr>
-        <w:t>Ở lứa tuổi này tắc ruột thường do những nguyên nhân liên quan tới các dị tật bẩm sinh như:Dị</w:t>
+        <w:t>Ở lứa tuổi này tắc ruột thường do những nguyên nhân liên quan tới các dị tật bẩm sinh như:</w:t>
+      </w:r>
+      <w:r>
+        <w:rPr>
+          <w:rFonts w:ascii="Times New Roman" w:hAnsi="Times New Roman" w:cs="Times New Roman"/>
+          <w:sz w:val="26"/>
+          <w:szCs w:val="26"/>
+          <w:lang w:val="pt-BR"/>
+        </w:rPr>
+        <w:t xml:space="preserve"> </w:t>
+      </w:r>
+      <w:r>
+        <w:rPr>
+          <w:rFonts w:ascii="Times New Roman" w:hAnsi="Times New Roman" w:cs="Times New Roman"/>
+          <w:sz w:val="26"/>
+          <w:szCs w:val="26"/>
+          <w:lang w:val="pt-BR"/>
+        </w:rPr>
+        <w:t>Dị</w:t>
       </w:r>
       <w:r>
         <w:rPr>
@@ -11490,7 +11978,31 @@
           <w:szCs w:val="26"/>
           <w:lang w:val="pt-BR"/>
         </w:rPr>
-        <w:t>5.2. ở trẻ còn bú</w:t>
+        <w:t xml:space="preserve">5.2. </w:t>
+      </w:r>
+      <w:r>
+        <w:rPr>
+          <w:rFonts w:ascii="Times New Roman" w:hAnsi="Times New Roman" w:cs="Times New Roman"/>
+          <w:bCs/>
+          <w:i/>
+          <w:iCs/>
+          <w:sz w:val="26"/>
+          <w:szCs w:val="26"/>
+          <w:lang w:val="pt-BR"/>
+        </w:rPr>
+        <w:t>Ở</w:t>
+      </w:r>
+      <w:r>
+        <w:rPr>
+          <w:rFonts w:ascii="Times New Roman" w:hAnsi="Times New Roman" w:cs="Times New Roman"/>
+          <w:bCs/>
+          <w:i/>
+          <w:iCs/>
+          <w:sz w:val="26"/>
+          <w:szCs w:val="26"/>
+          <w:lang w:val="pt-BR"/>
+        </w:rPr>
+        <w:t xml:space="preserve"> trẻ còn bú</w:t>
       </w:r>
       <w:r>
         <w:rPr>
@@ -11503,6 +12015,17 @@
           <w:lang w:val="vi-VN"/>
         </w:rPr>
         <w:t>:</w:t>
+      </w:r>
+      <w:r>
+        <w:rPr>
+          <w:rFonts w:ascii="Times New Roman" w:hAnsi="Times New Roman" w:cs="Times New Roman"/>
+          <w:bCs/>
+          <w:i/>
+          <w:iCs/>
+          <w:sz w:val="26"/>
+          <w:szCs w:val="26"/>
+        </w:rPr>
+        <w:t xml:space="preserve"> </w:t>
       </w:r>
       <w:r>
         <w:rPr>
@@ -11795,7 +12318,6 @@
           <w:szCs w:val="26"/>
           <w:lang w:val="pt-BR"/>
         </w:rPr>
-        <w:lastRenderedPageBreak/>
         <w:t>Bệnh khởi phát đột ngột, dữ dội với tính chất đau bụng điển hình là đau đột ngột, dữ dội như</w:t>
       </w:r>
       <w:r>
@@ -12072,6 +12594,7 @@
           <w:szCs w:val="26"/>
           <w:lang w:val="pt-BR"/>
         </w:rPr>
+        <w:lastRenderedPageBreak/>
         <w:t>Hình</w:t>
       </w:r>
       <w:r>
@@ -12691,7 +13214,6 @@
           <w:szCs w:val="26"/>
           <w:lang w:val="pt-BR"/>
         </w:rPr>
-        <w:lastRenderedPageBreak/>
         <w:t>Dấu hiệu tắc ruột non không điển hình, bụng trướng nhiều hay ít phụ thuộc vị trí tắc, có thể vẫn có trung tiện, bệnh có thể tăng giảm từng đợt. Trên phim Xquang bụng có nhiều mức nư</w:t>
       </w:r>
       <w:r>
@@ -13007,6 +13529,7 @@
           <w:szCs w:val="26"/>
           <w:lang w:val="vi-VN"/>
         </w:rPr>
+        <w:lastRenderedPageBreak/>
         <w:t>Chẩn đoán xác định dựa vào chụp Xquang bụng không chuẩn bị và cắt lớp vi tính với hình ảnh tắc ruột non, khí trong đường mật, hình ảnh dạng sỏi mật nằm trong đoạn cuối hồi tràng.</w:t>
       </w:r>
     </w:p>
@@ -13093,7 +13616,25 @@
           <w:szCs w:val="26"/>
           <w:lang w:val="vi-VN"/>
         </w:rPr>
-        <w:t>Chẩn đoán  dựa vào hỏi tiền sử bệnh và chụp cắt lớp vi tính</w:t>
+        <w:t>Chẩn đoán</w:t>
+      </w:r>
+      <w:r>
+        <w:rPr>
+          <w:rFonts w:ascii="Times New Roman" w:hAnsi="Times New Roman" w:cs="Times New Roman"/>
+          <w:sz w:val="26"/>
+          <w:szCs w:val="26"/>
+          <w:lang w:val="vi-VN"/>
+        </w:rPr>
+        <w:t xml:space="preserve"> </w:t>
+      </w:r>
+      <w:r>
+        <w:rPr>
+          <w:rFonts w:ascii="Times New Roman" w:hAnsi="Times New Roman" w:cs="Times New Roman"/>
+          <w:sz w:val="26"/>
+          <w:szCs w:val="26"/>
+          <w:lang w:val="vi-VN"/>
+        </w:rPr>
+        <w:t>dựa vào hỏi tiền sử bệnh và chụp cắt lớp vi tính</w:t>
       </w:r>
     </w:p>
     <w:p>
@@ -13376,7 +13917,25 @@
           <w:szCs w:val="26"/>
           <w:lang w:val="vi-VN"/>
         </w:rPr>
-        <w:t xml:space="preserve"> nhân là do đại tràng sigma dài, mạc treo đại tràng sigma di động và hai chân của quai đại tràng sigma  nằm sát nhau.</w:t>
+        <w:t xml:space="preserve"> nhân là do đại tràng sigma dài, mạc treo đại tràng sigma di động và hai chân của quai đại tràng sigma</w:t>
+      </w:r>
+      <w:r>
+        <w:rPr>
+          <w:rFonts w:ascii="Times New Roman" w:hAnsi="Times New Roman" w:cs="Times New Roman"/>
+          <w:sz w:val="26"/>
+          <w:szCs w:val="26"/>
+          <w:lang w:val="vi-VN"/>
+        </w:rPr>
+        <w:t xml:space="preserve"> </w:t>
+      </w:r>
+      <w:r>
+        <w:rPr>
+          <w:rFonts w:ascii="Times New Roman" w:hAnsi="Times New Roman" w:cs="Times New Roman"/>
+          <w:sz w:val="26"/>
+          <w:szCs w:val="26"/>
+          <w:lang w:val="vi-VN"/>
+        </w:rPr>
+        <w:t>nằm sát nhau.</w:t>
       </w:r>
     </w:p>
     <w:p>
@@ -13402,7 +13961,6 @@
           <w:szCs w:val="26"/>
           <w:lang w:val="pt-BR"/>
         </w:rPr>
-        <w:lastRenderedPageBreak/>
         <w:t>Thường</w:t>
       </w:r>
       <w:r>
@@ -13596,16 +14154,25 @@
           <w:szCs w:val="26"/>
           <w:lang w:val="vi-VN"/>
         </w:rPr>
-        <w:t xml:space="preserve"> đại tràng </w:t>
-      </w:r>
-      <w:r>
-        <w:rPr>
-          <w:rFonts w:ascii="Times New Roman" w:hAnsi="Times New Roman" w:cs="Times New Roman"/>
-          <w:sz w:val="26"/>
-          <w:szCs w:val="26"/>
-          <w:lang w:val="pt-BR"/>
-        </w:rPr>
-        <w:t xml:space="preserve"> có</w:t>
+        <w:t xml:space="preserve"> đại tràng</w:t>
+      </w:r>
+      <w:r>
+        <w:rPr>
+          <w:rFonts w:ascii="Times New Roman" w:hAnsi="Times New Roman" w:cs="Times New Roman"/>
+          <w:sz w:val="26"/>
+          <w:szCs w:val="26"/>
+          <w:lang w:val="vi-VN"/>
+        </w:rPr>
+        <w:t xml:space="preserve"> </w:t>
+      </w:r>
+      <w:r>
+        <w:rPr>
+          <w:rFonts w:ascii="Times New Roman" w:hAnsi="Times New Roman" w:cs="Times New Roman"/>
+          <w:sz w:val="26"/>
+          <w:szCs w:val="26"/>
+          <w:lang w:val="pt-BR"/>
+        </w:rPr>
+        <w:t>có</w:t>
       </w:r>
       <w:r>
         <w:rPr>
@@ -13662,6 +14229,7 @@
           <w:sz w:val="26"/>
           <w:szCs w:val="26"/>
         </w:rPr>
+        <w:lastRenderedPageBreak/>
         <w:drawing>
           <wp:inline distT="0" distB="0" distL="0" distR="0" wp14:anchorId="78C3DED7" wp14:editId="6C8661F2">
             <wp:extent cx="1752600" cy="1840922"/>
@@ -13712,7 +14280,7 @@
           <w:szCs w:val="26"/>
         </w:rPr>
         <w:drawing>
-          <wp:inline distT="0" distB="0" distL="0" distR="0" wp14:anchorId="3C3B146A" wp14:editId="418AF9AE">
+          <wp:inline distT="0" distB="0" distL="0" distR="0" wp14:anchorId="3C3B146A" wp14:editId="6C2CD801">
             <wp:extent cx="1727200" cy="1843405"/>
             <wp:effectExtent l="0" t="0" r="0" b="0"/>
             <wp:docPr id="62" name="Picture 62"/>
@@ -13770,7 +14338,7 @@
           <w:szCs w:val="26"/>
           <w:lang w:val="vi-VN"/>
         </w:rPr>
-        <w:t xml:space="preserve">    </w:t>
+        <w:t xml:space="preserve"> </w:t>
       </w:r>
       <w:r>
         <w:rPr>
@@ -13854,7 +14422,7 @@
           <w:sz w:val="26"/>
           <w:szCs w:val="26"/>
         </w:rPr>
-        <w:t xml:space="preserve">                     </w:t>
+        <w:t xml:space="preserve"> </w:t>
       </w:r>
       <w:r>
         <w:rPr>
@@ -13875,7 +14443,7 @@
           <w:sz w:val="26"/>
           <w:szCs w:val="26"/>
         </w:rPr>
-        <w:t xml:space="preserve">                                                 </w:t>
+        <w:t xml:space="preserve"> </w:t>
       </w:r>
       <w:r>
         <w:rPr>
@@ -14284,6 +14852,299 @@
       <w:r>
         <w:rPr>
           <w:rFonts w:ascii="Times New Roman" w:hAnsi="Times New Roman" w:cs="Times New Roman"/>
+          <w:sz w:val="26"/>
+          <w:szCs w:val="26"/>
+          <w:lang w:val="pt-BR"/>
+        </w:rPr>
+        <w:t>Chụp Xquang bụng không chuẩn bị có hình một quai ruột giãn rất to, có mức n</w:t>
+      </w:r>
+      <w:r>
+        <w:rPr>
+          <w:rFonts w:ascii="Times New Roman" w:hAnsi="Times New Roman" w:cs="Times New Roman"/>
+          <w:sz w:val="26"/>
+          <w:szCs w:val="26"/>
+          <w:lang w:val="pt-BR"/>
+        </w:rPr>
+        <w:softHyphen/>
+        <w:t>ước - hơi nằm ở dư</w:t>
+      </w:r>
+      <w:r>
+        <w:rPr>
+          <w:rFonts w:ascii="Times New Roman" w:hAnsi="Times New Roman" w:cs="Times New Roman"/>
+          <w:sz w:val="26"/>
+          <w:szCs w:val="26"/>
+          <w:lang w:val="pt-BR"/>
+        </w:rPr>
+        <w:softHyphen/>
+        <w:t>ới sư</w:t>
+      </w:r>
+      <w:r>
+        <w:rPr>
+          <w:rFonts w:ascii="Times New Roman" w:hAnsi="Times New Roman" w:cs="Times New Roman"/>
+          <w:sz w:val="26"/>
+          <w:szCs w:val="26"/>
+          <w:lang w:val="pt-BR"/>
+        </w:rPr>
+        <w:softHyphen/>
+        <w:t>ờn trái, ít khi nằm ở giữa bụng</w:t>
+      </w:r>
+      <w:r>
+        <w:rPr>
+          <w:rFonts w:ascii="Times New Roman" w:hAnsi="Times New Roman" w:cs="Times New Roman"/>
+          <w:sz w:val="26"/>
+          <w:szCs w:val="26"/>
+          <w:lang w:val="vi-VN"/>
+        </w:rPr>
+        <w:t>, kèm theo hình ảnh tắc ruột non</w:t>
+      </w:r>
+      <w:r>
+        <w:rPr>
+          <w:rFonts w:ascii="Times New Roman" w:hAnsi="Times New Roman" w:cs="Times New Roman"/>
+          <w:sz w:val="26"/>
+          <w:szCs w:val="26"/>
+        </w:rPr>
+        <w:t>.</w:t>
+      </w:r>
+      <w:r>
+        <w:rPr>
+          <w:rFonts w:ascii="Times New Roman" w:hAnsi="Times New Roman" w:cs="Times New Roman"/>
+          <w:sz w:val="26"/>
+          <w:szCs w:val="26"/>
+          <w:lang w:val="pt-BR"/>
+        </w:rPr>
+        <w:t xml:space="preserve"> </w:t>
+      </w:r>
+      <w:r>
+        <w:rPr>
+          <w:rFonts w:ascii="Times New Roman" w:hAnsi="Times New Roman" w:cs="Times New Roman"/>
+          <w:sz w:val="26"/>
+          <w:szCs w:val="26"/>
+          <w:lang w:val="vi-VN"/>
+        </w:rPr>
+        <w:t>Chụp cắt lớp vi tính có bơm thuốc cane quang vào đại tràng giúp chẩn</w:t>
+      </w:r>
+      <w:r>
+        <w:rPr>
+          <w:rFonts w:ascii="Times New Roman" w:hAnsi="Times New Roman" w:cs="Times New Roman"/>
+          <w:sz w:val="26"/>
+          <w:szCs w:val="26"/>
+          <w:lang w:val="vi-VN"/>
+        </w:rPr>
+        <w:t xml:space="preserve"> </w:t>
+      </w:r>
+      <w:r>
+        <w:rPr>
+          <w:rFonts w:ascii="Times New Roman" w:hAnsi="Times New Roman" w:cs="Times New Roman"/>
+          <w:sz w:val="26"/>
+          <w:szCs w:val="26"/>
+          <w:lang w:val="vi-VN"/>
+        </w:rPr>
+        <w:t>đoán xác định</w:t>
+      </w:r>
+      <w:r>
+        <w:rPr>
+          <w:rFonts w:ascii="Times New Roman" w:hAnsi="Times New Roman" w:cs="Times New Roman"/>
+          <w:sz w:val="26"/>
+          <w:szCs w:val="26"/>
+          <w:lang w:val="vi-VN"/>
+        </w:rPr>
+        <w:t>.</w:t>
+      </w:r>
+      <w:r>
+        <w:rPr>
+          <w:rFonts w:ascii="Times New Roman" w:hAnsi="Times New Roman" w:cs="Times New Roman"/>
+          <w:sz w:val="26"/>
+          <w:szCs w:val="26"/>
+          <w:lang w:val="vi-VN"/>
+        </w:rPr>
+        <w:t xml:space="preserve"> </w:t>
+      </w:r>
+    </w:p>
+    <w:p>
+      <w:pPr>
+        <w:pStyle w:val="ListParagraph"/>
+        <w:numPr>
+          <w:ilvl w:val="0"/>
+          <w:numId w:val="18"/>
+        </w:numPr>
+        <w:spacing w:after="120"/>
+        <w:jc w:val="both"/>
+        <w:rPr>
+          <w:rFonts w:ascii="Times New Roman" w:hAnsi="Times New Roman" w:cs="Times New Roman"/>
+          <w:i/>
+          <w:iCs/>
+          <w:sz w:val="26"/>
+          <w:szCs w:val="26"/>
+          <w:lang w:val="vi-VN"/>
+        </w:rPr>
+      </w:pPr>
+      <w:r>
+        <w:rPr>
+          <w:rFonts w:ascii="Times New Roman" w:hAnsi="Times New Roman" w:cs="Times New Roman"/>
+          <w:i/>
+          <w:iCs/>
+          <w:sz w:val="26"/>
+          <w:szCs w:val="26"/>
+          <w:lang w:val="vi-VN"/>
+        </w:rPr>
+        <w:t>Tắc ruột do u phân:</w:t>
+      </w:r>
+    </w:p>
+    <w:p>
+      <w:pPr>
+        <w:numPr>
+          <w:ilvl w:val="0"/>
+          <w:numId w:val="9"/>
+        </w:numPr>
+        <w:spacing w:after="120"/>
+        <w:ind w:left="0" w:firstLine="567"/>
+        <w:jc w:val="both"/>
+        <w:rPr>
+          <w:rFonts w:ascii="Times New Roman" w:hAnsi="Times New Roman" w:cs="Times New Roman"/>
+          <w:sz w:val="26"/>
+          <w:szCs w:val="26"/>
+          <w:lang w:val="pt-BR"/>
+        </w:rPr>
+      </w:pPr>
+      <w:r>
+        <w:rPr>
+          <w:rFonts w:ascii="Times New Roman" w:hAnsi="Times New Roman" w:cs="Times New Roman"/>
+          <w:sz w:val="26"/>
+          <w:szCs w:val="26"/>
+          <w:lang w:val="vi-VN"/>
+        </w:rPr>
+        <w:t>Cần nghĩ đến trước một trường hợp tắc ruột thấp trên bệnh nhân già yếu, táo bón kéo dài.</w:t>
+      </w:r>
+    </w:p>
+    <w:p>
+      <w:pPr>
+        <w:numPr>
+          <w:ilvl w:val="0"/>
+          <w:numId w:val="9"/>
+        </w:numPr>
+        <w:spacing w:after="120"/>
+        <w:ind w:left="0" w:firstLine="567"/>
+        <w:jc w:val="both"/>
+        <w:rPr>
+          <w:rFonts w:ascii="Times New Roman" w:hAnsi="Times New Roman" w:cs="Times New Roman"/>
+          <w:sz w:val="26"/>
+          <w:szCs w:val="26"/>
+          <w:lang w:val="pt-BR"/>
+        </w:rPr>
+      </w:pPr>
+      <w:r>
+        <w:rPr>
+          <w:rFonts w:ascii="Times New Roman" w:hAnsi="Times New Roman" w:cs="Times New Roman"/>
+          <w:sz w:val="26"/>
+          <w:szCs w:val="26"/>
+          <w:lang w:val="vi-VN"/>
+        </w:rPr>
+        <w:t>Thăm trực tràng có thể thấy khối phân cứng chắc trong trục tràng</w:t>
+      </w:r>
+    </w:p>
+    <w:p>
+      <w:pPr>
+        <w:numPr>
+          <w:ilvl w:val="0"/>
+          <w:numId w:val="9"/>
+        </w:numPr>
+        <w:spacing w:after="120"/>
+        <w:ind w:left="0" w:firstLine="567"/>
+        <w:jc w:val="both"/>
+        <w:rPr>
+          <w:rFonts w:ascii="Times New Roman" w:hAnsi="Times New Roman" w:cs="Times New Roman"/>
+          <w:sz w:val="26"/>
+          <w:szCs w:val="26"/>
+          <w:lang w:val="pt-BR"/>
+        </w:rPr>
+      </w:pPr>
+      <w:r>
+        <w:rPr>
+          <w:rFonts w:ascii="Times New Roman" w:hAnsi="Times New Roman" w:cs="Times New Roman"/>
+          <w:sz w:val="26"/>
+          <w:szCs w:val="26"/>
+          <w:lang w:val="vi-VN"/>
+        </w:rPr>
+        <w:t>Chụp cắt lớp vi tính giúp chẩn đoán xác định</w:t>
+      </w:r>
+      <w:r>
+        <w:rPr>
+          <w:rFonts w:ascii="Times New Roman" w:hAnsi="Times New Roman" w:cs="Times New Roman"/>
+          <w:sz w:val="26"/>
+          <w:szCs w:val="26"/>
+        </w:rPr>
+        <w:fldChar w:fldCharType="begin"/>
+      </w:r>
+      <w:r>
+        <w:rPr>
+          <w:rFonts w:ascii="Times New Roman" w:hAnsi="Times New Roman" w:cs="Times New Roman"/>
+          <w:sz w:val="26"/>
+          <w:szCs w:val="26"/>
+        </w:rPr>
+        <w:instrText xml:space="preserve"> INCLUDEPICTURE "D:\\var\\folders\\m3\\6rq53_gj1wvgxs82bgbc0jkc0000gn\\T\\com.microsoft.Word\\WebArchiveCopyPasteTempFiles\\image58511.gif" \* MERGEFORMAT </w:instrText>
+      </w:r>
+      <w:r>
+        <w:rPr>
+          <w:rFonts w:ascii="Times New Roman" w:hAnsi="Times New Roman" w:cs="Times New Roman"/>
+          <w:sz w:val="26"/>
+          <w:szCs w:val="26"/>
+        </w:rPr>
+        <w:fldChar w:fldCharType="end"/>
+      </w:r>
+    </w:p>
+    <w:p>
+      <w:pPr>
+        <w:spacing w:after="120"/>
+        <w:jc w:val="both"/>
+        <w:rPr>
+          <w:rFonts w:ascii="Times New Roman" w:hAnsi="Times New Roman" w:cs="Times New Roman"/>
+          <w:bCs/>
+          <w:i/>
+          <w:iCs/>
+          <w:sz w:val="26"/>
+          <w:szCs w:val="26"/>
+          <w:lang w:val="pt-BR"/>
+        </w:rPr>
+      </w:pPr>
+      <w:r>
+        <w:rPr>
+          <w:rFonts w:ascii="Times New Roman" w:hAnsi="Times New Roman" w:cs="Times New Roman"/>
+          <w:bCs/>
+          <w:i/>
+          <w:iCs/>
+          <w:sz w:val="26"/>
+          <w:szCs w:val="26"/>
+          <w:lang w:val="pt-BR"/>
+        </w:rPr>
+        <w:t>5.</w:t>
+      </w:r>
+      <w:r>
+        <w:rPr>
+          <w:rFonts w:ascii="Times New Roman" w:hAnsi="Times New Roman" w:cs="Times New Roman"/>
+          <w:bCs/>
+          <w:i/>
+          <w:iCs/>
+          <w:sz w:val="26"/>
+          <w:szCs w:val="26"/>
+          <w:lang w:val="pt-BR"/>
+        </w:rPr>
+        <w:t>5.5. Tắc ruột sớm sau mổ</w:t>
+      </w:r>
+    </w:p>
+    <w:p>
+      <w:pPr>
+        <w:spacing w:after="120"/>
+        <w:jc w:val="both"/>
+        <w:rPr>
+          <w:rFonts w:ascii="Times New Roman" w:hAnsi="Times New Roman" w:cs="Times New Roman"/>
+          <w:sz w:val="26"/>
+          <w:szCs w:val="26"/>
+          <w:lang w:val="pt-BR"/>
+        </w:rPr>
+      </w:pPr>
+      <w:r>
+        <w:rPr>
+          <w:rFonts w:ascii="Times New Roman" w:hAnsi="Times New Roman" w:cs="Times New Roman"/>
           <w:noProof/>
           <w:sz w:val="26"/>
           <w:szCs w:val="26"/>
@@ -14291,13 +15152,13 @@
         <mc:AlternateContent>
           <mc:Choice Requires="wps">
             <w:drawing>
-              <wp:anchor distT="0" distB="0" distL="114300" distR="114300" simplePos="0" relativeHeight="251671552" behindDoc="0" locked="0" layoutInCell="1" allowOverlap="1" wp14:anchorId="551E3E25" wp14:editId="19F450A6">
+              <wp:anchor distT="0" distB="0" distL="114300" distR="114300" simplePos="0" relativeHeight="251671552" behindDoc="0" locked="0" layoutInCell="1" allowOverlap="1" wp14:anchorId="551E3E25" wp14:editId="448AB901">
                 <wp:simplePos x="0" y="0"/>
                 <wp:positionH relativeFrom="column">
-                  <wp:posOffset>3640455</wp:posOffset>
+                  <wp:posOffset>3526155</wp:posOffset>
                 </wp:positionH>
                 <wp:positionV relativeFrom="paragraph">
-                  <wp:posOffset>156715</wp:posOffset>
+                  <wp:posOffset>679450</wp:posOffset>
                 </wp:positionV>
                 <wp:extent cx="2319655" cy="497205"/>
                 <wp:effectExtent l="0" t="0" r="0" b="0"/>
@@ -14403,7 +15264,7 @@
           </mc:Choice>
           <mc:Fallback>
             <w:pict>
-              <v:shape w14:anchorId="551E3E25" id="Text Box 2" o:spid="_x0000_s1027" type="#_x0000_t202" style="position:absolute;left:0;text-align:left;margin-left:286.65pt;margin-top:12.35pt;width:182.65pt;height:39.15pt;z-index:251671552;visibility:visible;mso-wrap-style:square;mso-wrap-distance-left:9pt;mso-wrap-distance-top:0;mso-wrap-distance-right:9pt;mso-wrap-distance-bottom:0;mso-position-horizontal:absolute;mso-position-horizontal-relative:text;mso-position-vertical:absolute;mso-position-vertical-relative:text;v-text-anchor:top" o:gfxdata="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" filled="f" stroked="f" strokeweight=".5pt">
+              <v:shape w14:anchorId="551E3E25" id="Text Box 2" o:spid="_x0000_s1027" type="#_x0000_t202" style="position:absolute;left:0;text-align:left;margin-left:277.65pt;margin-top:53.5pt;width:182.65pt;height:39.15pt;z-index:251671552;visibility:visible;mso-wrap-style:square;mso-wrap-distance-left:9pt;mso-wrap-distance-top:0;mso-wrap-distance-right:9pt;mso-wrap-distance-bottom:0;mso-position-horizontal:absolute;mso-position-horizontal-relative:text;mso-position-vertical:absolute;mso-position-vertical-relative:text;v-text-anchor:top" o:gfxdata="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" filled="f" stroked="f" strokeweight=".5pt">
                 <v:textbox>
                   <w:txbxContent>
                     <w:p>
@@ -14467,351 +15328,9 @@
           <w:rFonts w:ascii="Times New Roman" w:hAnsi="Times New Roman" w:cs="Times New Roman"/>
           <w:sz w:val="26"/>
           <w:szCs w:val="26"/>
-          <w:lang w:val="pt-BR"/>
-        </w:rPr>
-        <w:t>Chụp Xquang bụng không chuẩn bị có hình một quai ruột giãn rất to, có mức n</w:t>
-      </w:r>
-      <w:r>
-        <w:rPr>
-          <w:rFonts w:ascii="Times New Roman" w:hAnsi="Times New Roman" w:cs="Times New Roman"/>
-          <w:sz w:val="26"/>
-          <w:szCs w:val="26"/>
-          <w:lang w:val="pt-BR"/>
-        </w:rPr>
-        <w:softHyphen/>
-        <w:t>ước - hơi nằm ở dư</w:t>
-      </w:r>
-      <w:r>
-        <w:rPr>
-          <w:rFonts w:ascii="Times New Roman" w:hAnsi="Times New Roman" w:cs="Times New Roman"/>
-          <w:sz w:val="26"/>
-          <w:szCs w:val="26"/>
-          <w:lang w:val="pt-BR"/>
-        </w:rPr>
-        <w:softHyphen/>
-        <w:t>ới sư</w:t>
-      </w:r>
-      <w:r>
-        <w:rPr>
-          <w:rFonts w:ascii="Times New Roman" w:hAnsi="Times New Roman" w:cs="Times New Roman"/>
-          <w:sz w:val="26"/>
-          <w:szCs w:val="26"/>
-          <w:lang w:val="pt-BR"/>
-        </w:rPr>
-        <w:softHyphen/>
-        <w:t>ờn trái, ít khi nằm ở giữa bụng</w:t>
-      </w:r>
-      <w:r>
-        <w:rPr>
-          <w:rFonts w:ascii="Times New Roman" w:hAnsi="Times New Roman" w:cs="Times New Roman"/>
-          <w:sz w:val="26"/>
-          <w:szCs w:val="26"/>
-          <w:lang w:val="vi-VN"/>
-        </w:rPr>
-        <w:t>, kèm theo hình ảnh tắc ruột non</w:t>
-      </w:r>
-      <w:r>
-        <w:rPr>
-          <w:rFonts w:ascii="Times New Roman" w:hAnsi="Times New Roman" w:cs="Times New Roman"/>
-          <w:sz w:val="26"/>
-          <w:szCs w:val="26"/>
-        </w:rPr>
-        <w:t>.</w:t>
-      </w:r>
-      <w:r>
-        <w:rPr>
-          <w:rFonts w:ascii="Times New Roman" w:hAnsi="Times New Roman" w:cs="Times New Roman"/>
-          <w:sz w:val="26"/>
-          <w:szCs w:val="26"/>
-          <w:lang w:val="pt-BR"/>
+          <w:lang w:val="vi-VN"/>
         </w:rPr>
         <w:t xml:space="preserve"> </w:t>
-      </w:r>
-      <w:r>
-        <w:rPr>
-          <w:rFonts w:ascii="Times New Roman" w:hAnsi="Times New Roman" w:cs="Times New Roman"/>
-          <w:sz w:val="26"/>
-          <w:szCs w:val="26"/>
-          <w:lang w:val="vi-VN"/>
-        </w:rPr>
-        <w:t>Chụp cắt lớp vi tính có bơm thuốc cane quang vào đại tràng giúp chẩn       đoán xác định</w:t>
-      </w:r>
-      <w:r>
-        <w:rPr>
-          <w:rFonts w:ascii="Times New Roman" w:hAnsi="Times New Roman" w:cs="Times New Roman"/>
-          <w:sz w:val="26"/>
-          <w:szCs w:val="26"/>
-          <w:lang w:val="vi-VN"/>
-        </w:rPr>
-        <w:t>.</w:t>
-      </w:r>
-      <w:r>
-        <w:rPr>
-          <w:rFonts w:ascii="Times New Roman" w:hAnsi="Times New Roman" w:cs="Times New Roman"/>
-          <w:sz w:val="26"/>
-          <w:szCs w:val="26"/>
-          <w:lang w:val="vi-VN"/>
-        </w:rPr>
-        <w:t xml:space="preserve">  </w:t>
-      </w:r>
-    </w:p>
-    <w:p>
-      <w:pPr>
-        <w:spacing w:after="120"/>
-        <w:jc w:val="both"/>
-        <w:rPr>
-          <w:rFonts w:ascii="Times New Roman" w:hAnsi="Times New Roman" w:cs="Times New Roman"/>
-          <w:sz w:val="26"/>
-          <w:szCs w:val="26"/>
-          <w:lang w:val="vi-VN"/>
-        </w:rPr>
-      </w:pPr>
-      <w:r>
-        <w:rPr>
-          <w:rFonts w:ascii="Times New Roman" w:hAnsi="Times New Roman" w:cs="Times New Roman"/>
-          <w:sz w:val="26"/>
-          <w:szCs w:val="26"/>
-          <w:lang w:val="vi-VN"/>
-        </w:rPr>
-        <w:t xml:space="preserve">    </w:t>
-      </w:r>
-      <w:r>
-        <w:rPr>
-          <w:rFonts w:ascii="Times New Roman" w:hAnsi="Times New Roman" w:cs="Times New Roman"/>
-          <w:sz w:val="26"/>
-          <w:szCs w:val="26"/>
-          <w:lang w:val="vi-VN"/>
-        </w:rPr>
-        <w:t xml:space="preserve">                                                        </w:t>
-      </w:r>
-      <w:r>
-        <w:rPr>
-          <w:rFonts w:ascii="Times New Roman" w:hAnsi="Times New Roman" w:cs="Times New Roman"/>
-          <w:sz w:val="26"/>
-          <w:szCs w:val="26"/>
-          <w:lang w:val="vi-VN"/>
-        </w:rPr>
-        <w:t xml:space="preserve">             </w:t>
-      </w:r>
-      <w:r>
-        <w:rPr>
-          <w:rFonts w:ascii="Times New Roman" w:hAnsi="Times New Roman" w:cs="Times New Roman"/>
-          <w:sz w:val="26"/>
-          <w:szCs w:val="26"/>
-          <w:lang w:val="vi-VN"/>
-        </w:rPr>
-        <w:t xml:space="preserve"> </w:t>
-      </w:r>
-      <w:r>
-        <w:rPr>
-          <w:rFonts w:ascii="Times New Roman" w:hAnsi="Times New Roman" w:cs="Times New Roman"/>
-          <w:sz w:val="26"/>
-          <w:szCs w:val="26"/>
-          <w:lang w:val="vi-VN"/>
-        </w:rPr>
-        <w:t xml:space="preserve"> </w:t>
-      </w:r>
-      <w:r>
-        <w:rPr>
-          <w:rFonts w:ascii="Times New Roman" w:hAnsi="Times New Roman" w:cs="Times New Roman"/>
-          <w:sz w:val="26"/>
-          <w:szCs w:val="26"/>
-          <w:lang w:val="vi-VN"/>
-        </w:rPr>
-        <w:t xml:space="preserve"> </w:t>
-      </w:r>
-    </w:p>
-    <w:p>
-      <w:pPr>
-        <w:pStyle w:val="ListParagraph"/>
-        <w:numPr>
-          <w:ilvl w:val="0"/>
-          <w:numId w:val="18"/>
-        </w:numPr>
-        <w:spacing w:after="120"/>
-        <w:jc w:val="both"/>
-        <w:rPr>
-          <w:rFonts w:ascii="Times New Roman" w:hAnsi="Times New Roman" w:cs="Times New Roman"/>
-          <w:i/>
-          <w:iCs/>
-          <w:sz w:val="26"/>
-          <w:szCs w:val="26"/>
-          <w:lang w:val="vi-VN"/>
-        </w:rPr>
-      </w:pPr>
-      <w:r>
-        <w:rPr>
-          <w:rFonts w:ascii="Times New Roman" w:hAnsi="Times New Roman" w:cs="Times New Roman"/>
-          <w:i/>
-          <w:iCs/>
-          <w:sz w:val="26"/>
-          <w:szCs w:val="26"/>
-          <w:lang w:val="vi-VN"/>
-        </w:rPr>
-        <w:lastRenderedPageBreak/>
-        <w:t>Tắc ruột do u phân:</w:t>
-      </w:r>
-    </w:p>
-    <w:p>
-      <w:pPr>
-        <w:numPr>
-          <w:ilvl w:val="0"/>
-          <w:numId w:val="9"/>
-        </w:numPr>
-        <w:spacing w:after="120"/>
-        <w:ind w:left="0" w:firstLine="567"/>
-        <w:jc w:val="both"/>
-        <w:rPr>
-          <w:rFonts w:ascii="Times New Roman" w:hAnsi="Times New Roman" w:cs="Times New Roman"/>
-          <w:sz w:val="26"/>
-          <w:szCs w:val="26"/>
-          <w:lang w:val="pt-BR"/>
-        </w:rPr>
-      </w:pPr>
-      <w:r>
-        <w:rPr>
-          <w:rFonts w:ascii="Times New Roman" w:hAnsi="Times New Roman" w:cs="Times New Roman"/>
-          <w:sz w:val="26"/>
-          <w:szCs w:val="26"/>
-          <w:lang w:val="vi-VN"/>
-        </w:rPr>
-        <w:t>Cần nghĩ đến trước một trường hợp tắc ruột thấp trên bệnh nhân già yếu, táo bón kéo dài.</w:t>
-      </w:r>
-    </w:p>
-    <w:p>
-      <w:pPr>
-        <w:numPr>
-          <w:ilvl w:val="0"/>
-          <w:numId w:val="9"/>
-        </w:numPr>
-        <w:spacing w:after="120"/>
-        <w:ind w:left="0" w:firstLine="567"/>
-        <w:jc w:val="both"/>
-        <w:rPr>
-          <w:rFonts w:ascii="Times New Roman" w:hAnsi="Times New Roman" w:cs="Times New Roman"/>
-          <w:sz w:val="26"/>
-          <w:szCs w:val="26"/>
-          <w:lang w:val="pt-BR"/>
-        </w:rPr>
-      </w:pPr>
-      <w:r>
-        <w:rPr>
-          <w:rFonts w:ascii="Times New Roman" w:hAnsi="Times New Roman" w:cs="Times New Roman"/>
-          <w:sz w:val="26"/>
-          <w:szCs w:val="26"/>
-          <w:lang w:val="vi-VN"/>
-        </w:rPr>
-        <w:t>Thăm trực tràng có thể thấy khối phân cứng chắc trong trục tràng</w:t>
-      </w:r>
-    </w:p>
-    <w:p>
-      <w:pPr>
-        <w:numPr>
-          <w:ilvl w:val="0"/>
-          <w:numId w:val="9"/>
-        </w:numPr>
-        <w:spacing w:after="120"/>
-        <w:ind w:left="0" w:firstLine="567"/>
-        <w:jc w:val="both"/>
-        <w:rPr>
-          <w:rFonts w:ascii="Times New Roman" w:hAnsi="Times New Roman" w:cs="Times New Roman"/>
-          <w:sz w:val="26"/>
-          <w:szCs w:val="26"/>
-          <w:lang w:val="pt-BR"/>
-        </w:rPr>
-      </w:pPr>
-      <w:r>
-        <w:rPr>
-          <w:rFonts w:ascii="Times New Roman" w:hAnsi="Times New Roman" w:cs="Times New Roman"/>
-          <w:sz w:val="26"/>
-          <w:szCs w:val="26"/>
-          <w:lang w:val="vi-VN"/>
-        </w:rPr>
-        <w:t>Chụp cắt lớp vi tính giúp chẩn đoán xác định</w:t>
-      </w:r>
-      <w:r>
-        <w:rPr>
-          <w:rFonts w:ascii="Times New Roman" w:hAnsi="Times New Roman" w:cs="Times New Roman"/>
-          <w:sz w:val="26"/>
-          <w:szCs w:val="26"/>
-        </w:rPr>
-        <w:fldChar w:fldCharType="begin"/>
-      </w:r>
-      <w:r>
-        <w:rPr>
-          <w:rFonts w:ascii="Times New Roman" w:hAnsi="Times New Roman" w:cs="Times New Roman"/>
-          <w:sz w:val="26"/>
-          <w:szCs w:val="26"/>
-        </w:rPr>
-        <w:instrText xml:space="preserve"> INCLUDEPICTURE "D:\\var\\folders\\m3\\6rq53_gj1wvgxs82bgbc0jkc0000gn\\T\\com.microsoft.Word\\WebArchiveCopyPasteTempFiles\\image58511.gif" \* MERGEFORMAT </w:instrText>
-      </w:r>
-      <w:r>
-        <w:rPr>
-          <w:rFonts w:ascii="Times New Roman" w:hAnsi="Times New Roman" w:cs="Times New Roman"/>
-          <w:sz w:val="26"/>
-          <w:szCs w:val="26"/>
-        </w:rPr>
-        <w:fldChar w:fldCharType="end"/>
-      </w:r>
-    </w:p>
-    <w:p>
-      <w:pPr>
-        <w:spacing w:after="120"/>
-        <w:jc w:val="both"/>
-        <w:rPr>
-          <w:rFonts w:ascii="Times New Roman" w:hAnsi="Times New Roman" w:cs="Times New Roman"/>
-          <w:bCs/>
-          <w:i/>
-          <w:iCs/>
-          <w:sz w:val="26"/>
-          <w:szCs w:val="26"/>
-          <w:lang w:val="pt-BR"/>
-        </w:rPr>
-      </w:pPr>
-      <w:r>
-        <w:rPr>
-          <w:rFonts w:ascii="Times New Roman" w:hAnsi="Times New Roman" w:cs="Times New Roman"/>
-          <w:bCs/>
-          <w:i/>
-          <w:iCs/>
-          <w:sz w:val="26"/>
-          <w:szCs w:val="26"/>
-          <w:lang w:val="pt-BR"/>
-        </w:rPr>
-        <w:t>5.</w:t>
-      </w:r>
-      <w:r>
-        <w:rPr>
-          <w:rFonts w:ascii="Times New Roman" w:hAnsi="Times New Roman" w:cs="Times New Roman"/>
-          <w:bCs/>
-          <w:i/>
-          <w:iCs/>
-          <w:sz w:val="26"/>
-          <w:szCs w:val="26"/>
-          <w:lang w:val="pt-BR"/>
-        </w:rPr>
-        <w:t>5.5. Tắc ruột sớm sau mổ</w:t>
-      </w:r>
-    </w:p>
-    <w:p>
-      <w:pPr>
-        <w:spacing w:after="120"/>
-        <w:jc w:val="both"/>
-        <w:rPr>
-          <w:rFonts w:ascii="Times New Roman" w:hAnsi="Times New Roman" w:cs="Times New Roman"/>
-          <w:sz w:val="26"/>
-          <w:szCs w:val="26"/>
-          <w:lang w:val="pt-BR"/>
-        </w:rPr>
-      </w:pPr>
-      <w:r>
-        <w:rPr>
-          <w:rFonts w:ascii="Times New Roman" w:hAnsi="Times New Roman" w:cs="Times New Roman"/>
-          <w:sz w:val="26"/>
-          <w:szCs w:val="26"/>
-          <w:lang w:val="vi-VN"/>
-        </w:rPr>
-        <w:t xml:space="preserve">     </w:t>
       </w:r>
       <w:r>
         <w:rPr>
@@ -14970,6 +15489,7 @@
           <w:szCs w:val="26"/>
           <w:lang w:val="pt-BR"/>
         </w:rPr>
+        <w:lastRenderedPageBreak/>
         <w:t>Tắc ruột do liệt ruột sau mổ:</w:t>
       </w:r>
     </w:p>
@@ -15131,7 +15651,29 @@
           <w:szCs w:val="26"/>
           <w:lang w:val="pt-BR"/>
         </w:rPr>
-        <w:t>6.T</w:t>
+        <w:t>6.</w:t>
+      </w:r>
+      <w:r>
+        <w:rPr>
+          <w:rFonts w:ascii="Times New Roman" w:hAnsi="Times New Roman" w:cs="Times New Roman"/>
+          <w:b/>
+          <w:bCs/>
+          <w:sz w:val="26"/>
+          <w:szCs w:val="26"/>
+          <w:lang w:val="pt-BR"/>
+        </w:rPr>
+        <w:t xml:space="preserve"> </w:t>
+      </w:r>
+      <w:r>
+        <w:rPr>
+          <w:rFonts w:ascii="Times New Roman" w:hAnsi="Times New Roman" w:cs="Times New Roman"/>
+          <w:b/>
+          <w:bCs/>
+          <w:sz w:val="26"/>
+          <w:szCs w:val="26"/>
+          <w:lang w:val="pt-BR"/>
+        </w:rPr>
+        <w:t>T</w:t>
       </w:r>
       <w:r>
         <w:rPr>
@@ -15512,7 +16054,6 @@
           <w:szCs w:val="26"/>
           <w:lang w:val="pt-BR"/>
         </w:rPr>
-        <w:lastRenderedPageBreak/>
         <w:t>7.</w:t>
       </w:r>
       <w:r>
@@ -15787,6 +16328,7 @@
           <w:sz w:val="26"/>
           <w:szCs w:val="26"/>
         </w:rPr>
+        <w:lastRenderedPageBreak/>
         <w:t>Thăm dò đầu tiên khi mở bụng là kiểm tra manh tràng, nếu manh tràng xẹp là tắc ruột non và manh tràng dãn là tắc đại tràng.</w:t>
       </w:r>
     </w:p>
@@ -15814,7 +16356,23 @@
           <w:sz w:val="26"/>
           <w:szCs w:val="26"/>
         </w:rPr>
-        <w:t>Xử lý cụ thể: giải quyết đơn thuần tình trạng tắc hay triệt để cả nguyên nhân gây tắc tùy theo từng trường hợp. Một động tác quan trọng khi phẫu thuật tắc ruột là làm xẹp ruột bằng cách hút qua chỗ mở ruột khi giải quyết nguyên nhân (mở lấy bã thức ăn, búi giun..) hoặc dồn hút qua dạ dày, thậm chí hãn hữu có trường hợp phải mở quai ruột dãn để làm xẹp ruột.</w:t>
+        <w:t xml:space="preserve">Xử lý cụ thể: giải quyết đơn thuần tình trạng tắc hay triệt để cả nguyên nhân gây tắc tùy theo từng trường hợp. Một động tác quan trọng khi phẫu thuật tắc ruột là làm xẹp ruột bằng cách hút qua chỗ mở ruột khi giải quyết nguyên nhân (mở lấy bã thức ăn, búi </w:t>
+      </w:r>
+      <w:r>
+        <w:rPr>
+          <w:rFonts w:ascii="Times New Roman" w:hAnsi="Times New Roman" w:cs="Times New Roman"/>
+          <w:sz w:val="26"/>
+          <w:szCs w:val="26"/>
+        </w:rPr>
+        <w:t>giun...</w:t>
+      </w:r>
+      <w:r>
+        <w:rPr>
+          <w:rFonts w:ascii="Times New Roman" w:hAnsi="Times New Roman" w:cs="Times New Roman"/>
+          <w:sz w:val="26"/>
+          <w:szCs w:val="26"/>
+        </w:rPr>
+        <w:t>) hoặc dồn hút qua dạ dày, thậm chí hãn hữu có trường hợp phải mở quai ruột dãn để làm xẹp ruột.</w:t>
       </w:r>
     </w:p>
     <w:p>
@@ -16184,7 +16742,25 @@
           <w:szCs w:val="26"/>
           <w:lang w:val="vi-VN"/>
         </w:rPr>
-        <w:t>edition, WB Saunders Compagny Limited,  Philadelphia</w:t>
+        <w:t>edition, WB Saunders Compagny Limited,</w:t>
+      </w:r>
+      <w:r>
+        <w:rPr>
+          <w:rFonts w:ascii="Times New Roman" w:hAnsi="Times New Roman" w:cs="Times New Roman"/>
+          <w:sz w:val="26"/>
+          <w:szCs w:val="26"/>
+          <w:lang w:val="vi-VN"/>
+        </w:rPr>
+        <w:t xml:space="preserve"> </w:t>
+      </w:r>
+      <w:r>
+        <w:rPr>
+          <w:rFonts w:ascii="Times New Roman" w:hAnsi="Times New Roman" w:cs="Times New Roman"/>
+          <w:sz w:val="26"/>
+          <w:szCs w:val="26"/>
+          <w:lang w:val="vi-VN"/>
+        </w:rPr>
+        <w:t>Philadelphia</w:t>
       </w:r>
       <w:r>
         <w:rPr>
@@ -16219,24 +16795,57 @@
           <w:sz w:val="26"/>
           <w:szCs w:val="26"/>
         </w:rPr>
-        <w:t>Alaoui A, AKAMMAR A, Haloua M, Alami B, Boubbou M, Maaroufi M, Alaoui Lamrani Y</w:t>
-      </w:r>
-      <w:r>
-        <w:rPr>
-          <w:rFonts w:ascii="Times New Roman" w:hAnsi="Times New Roman" w:cs="Times New Roman"/>
-          <w:sz w:val="26"/>
-          <w:szCs w:val="26"/>
-          <w:lang w:val="vi-VN"/>
-        </w:rPr>
-        <w:t xml:space="preserve">(2019). </w:t>
-      </w:r>
-      <w:r>
-        <w:rPr>
-          <w:rFonts w:ascii="Times New Roman" w:hAnsi="Times New Roman" w:cs="Times New Roman"/>
-          <w:sz w:val="26"/>
-          <w:szCs w:val="26"/>
-        </w:rPr>
-        <w:t>Atlas D'imagerie Des Occlusions Intestinales Aigues Mecaniques De Cause Inhabituelle Et Commune</w:t>
+        <w:t xml:space="preserve">Alaoui A, AKAMMAR A, Haloua M, Alami B, Boubbou M, Maaroufi M, Alaoui Lamrani </w:t>
+      </w:r>
+      <w:r>
+        <w:rPr>
+          <w:rFonts w:ascii="Times New Roman" w:hAnsi="Times New Roman" w:cs="Times New Roman"/>
+          <w:sz w:val="26"/>
+          <w:szCs w:val="26"/>
+        </w:rPr>
+        <w:t>Y</w:t>
+      </w:r>
+      <w:r>
+        <w:rPr>
+          <w:rFonts w:ascii="Times New Roman" w:hAnsi="Times New Roman" w:cs="Times New Roman"/>
+          <w:sz w:val="26"/>
+          <w:szCs w:val="26"/>
+          <w:lang w:val="vi-VN"/>
+        </w:rPr>
+        <w:t xml:space="preserve"> (</w:t>
+      </w:r>
+      <w:r>
+        <w:rPr>
+          <w:rFonts w:ascii="Times New Roman" w:hAnsi="Times New Roman" w:cs="Times New Roman"/>
+          <w:sz w:val="26"/>
+          <w:szCs w:val="26"/>
+          <w:lang w:val="vi-VN"/>
+        </w:rPr>
+        <w:t xml:space="preserve">2019). </w:t>
+      </w:r>
+      <w:r>
+        <w:rPr>
+          <w:rFonts w:ascii="Times New Roman" w:hAnsi="Times New Roman" w:cs="Times New Roman"/>
+          <w:sz w:val="26"/>
+          <w:szCs w:val="26"/>
+        </w:rPr>
+        <w:t xml:space="preserve">Atlas D'imagerie </w:t>
+      </w:r>
+      <w:r>
+        <w:rPr>
+          <w:rFonts w:ascii="Times New Roman" w:hAnsi="Times New Roman" w:cs="Times New Roman"/>
+          <w:sz w:val="26"/>
+          <w:szCs w:val="26"/>
+        </w:rPr>
+        <w:t>des</w:t>
+      </w:r>
+      <w:r>
+        <w:rPr>
+          <w:rFonts w:ascii="Times New Roman" w:hAnsi="Times New Roman" w:cs="Times New Roman"/>
+          <w:sz w:val="26"/>
+          <w:szCs w:val="26"/>
+        </w:rPr>
+        <w:t xml:space="preserve"> Occlusions Intestinales Aigues Mecaniques De Cause Inhabituelle Et Commune</w:t>
       </w:r>
       <w:r>
         <w:rPr>
@@ -16337,13 +16946,14 @@
           <w:szCs w:val="26"/>
           <w:lang w:val="vi-VN"/>
         </w:rPr>
-        <w:t xml:space="preserve">. </w:t>
-      </w:r>
-      <w:r>
-        <w:rPr>
-          <w:rFonts w:ascii="Times New Roman" w:hAnsi="Times New Roman" w:cs="Times New Roman"/>
-          <w:sz w:val="26"/>
-          <w:szCs w:val="26"/>
+        <w:t>.</w:t>
+      </w:r>
+      <w:r>
+        <w:rPr>
+          <w:rFonts w:ascii="Times New Roman" w:hAnsi="Times New Roman" w:cs="Times New Roman"/>
+          <w:sz w:val="26"/>
+          <w:szCs w:val="26"/>
+          <w:lang w:val="vi-VN"/>
         </w:rPr>
         <w:t xml:space="preserve"> </w:t>
       </w:r>
@@ -16484,7 +17094,7 @@
 </file>
 
 <file path=word/endnotes.xml><?xml version="1.0" encoding="utf-8"?>
-<w:endnotes xmlns:wpc="http://schemas.microsoft.com/office/word/2010/wordprocessingCanvas" xmlns:cx="http://schemas.microsoft.com/office/drawing/2014/chartex" xmlns:cx1="http://schemas.microsoft.com/office/drawing/2015/9/8/chartex" xmlns:cx2="http://schemas.microsoft.com/office/drawing/2015/10/21/chartex" xmlns:cx3="http://schemas.microsoft.com/office/drawing/2016/5/9/chartex" xmlns:cx4="http://schemas.microsoft.com/office/drawing/2016/5/10/chartex" xmlns:cx5="http://schemas.microsoft.com/office/drawing/2016/5/11/chartex" xmlns:cx6="http://schemas.microsoft.com/office/drawing/2016/5/12/chartex" xmlns:cx7="http://schemas.microsoft.com/office/drawing/2016/5/13/chartex" xmlns:cx8="http://schemas.microsoft.com/office/drawing/2016/5/14/chartex" xmlns:mc="http://schemas.openxmlformats.org/markup-compatibility/2006" xmlns:aink="http://schemas.microsoft.com/office/drawing/2016/ink" xmlns:am3d="http://schemas.microsoft.com/office/drawing/2017/model3d" xmlns:o="urn:schemas-microsoft-com:office:office" xmlns:r="http://schemas.openxmlformats.org/officeDocument/2006/relationships" xmlns:m="http://schemas.openxmlformats.org/officeDocument/2006/math" xmlns:v="urn:schemas-microsoft-com:vml" xmlns:wp14="http://schemas.microsoft.com/office/word/2010/wordprocessingDrawing" xmlns:wp="http://schemas.openxmlformats.org/drawingml/2006/wordprocessingDrawing" xmlns:w10="urn:schemas-microsoft-com:office:word" xmlns:w="http://schemas.openxmlformats.org/wordprocessingml/2006/main" xmlns:w14="http://schemas.microsoft.com/office/word/2010/wordml" xmlns:w15="http://schemas.microsoft.com/office/word/2012/wordml" xmlns:w16cid="http://schemas.microsoft.com/office/word/2016/wordml/cid" xmlns:w16se="http://schemas.microsoft.com/office/word/2015/wordml/symex" xmlns:wpg="http://schemas.microsoft.com/office/word/2010/wordprocessingGroup" xmlns:wpi="http://schemas.microsoft.com/office/word/2010/wordprocessingInk" xmlns:wne="http://schemas.microsoft.com/office/word/2006/wordml" xmlns:wps="http://schemas.microsoft.com/office/word/2010/wordprocessingShape" mc:Ignorable="w14 w15 w16se w16cid wp14">
+<w:endnotes xmlns:wpc="http://schemas.microsoft.com/office/word/2010/wordprocessingCanvas" xmlns:cx="http://schemas.microsoft.com/office/drawing/2014/chartex" xmlns:cx1="http://schemas.microsoft.com/office/drawing/2015/9/8/chartex" xmlns:cx2="http://schemas.microsoft.com/office/drawing/2015/10/21/chartex" xmlns:cx3="http://schemas.microsoft.com/office/drawing/2016/5/9/chartex" xmlns:cx4="http://schemas.microsoft.com/office/drawing/2016/5/10/chartex" xmlns:cx5="http://schemas.microsoft.com/office/drawing/2016/5/11/chartex" xmlns:cx6="http://schemas.microsoft.com/office/drawing/2016/5/12/chartex" xmlns:cx7="http://schemas.microsoft.com/office/drawing/2016/5/13/chartex" xmlns:cx8="http://schemas.microsoft.com/office/drawing/2016/5/14/chartex" xmlns:mc="http://schemas.openxmlformats.org/markup-compatibility/2006" xmlns:aink="http://schemas.microsoft.com/office/drawing/2016/ink" xmlns:am3d="http://schemas.microsoft.com/office/drawing/2017/model3d" xmlns:o="urn:schemas-microsoft-com:office:office" xmlns:oel="http://schemas.microsoft.com/office/2019/extlst" xmlns:r="http://schemas.openxmlformats.org/officeDocument/2006/relationships" xmlns:m="http://schemas.openxmlformats.org/officeDocument/2006/math" xmlns:v="urn:schemas-microsoft-com:vml" xmlns:wp14="http://schemas.microsoft.com/office/word/2010/wordprocessingDrawing" xmlns:wp="http://schemas.openxmlformats.org/drawingml/2006/wordprocessingDrawing" xmlns:w10="urn:schemas-microsoft-com:office:word" xmlns:w="http://schemas.openxmlformats.org/wordprocessingml/2006/main" xmlns:w14="http://schemas.microsoft.com/office/word/2010/wordml" xmlns:w15="http://schemas.microsoft.com/office/word/2012/wordml" xmlns:w16cex="http://schemas.microsoft.com/office/word/2018/wordml/cex" xmlns:w16cid="http://schemas.microsoft.com/office/word/2016/wordml/cid" xmlns:w16="http://schemas.microsoft.com/office/word/2018/wordml" xmlns:w16du="http://schemas.microsoft.com/office/word/2023/wordml/word16du" xmlns:w16sdtdh="http://schemas.microsoft.com/office/word/2020/wordml/sdtdatahash" xmlns:w16sdtfl="http://schemas.microsoft.com/office/word/2024/wordml/sdtformatlock" xmlns:w16se="http://schemas.microsoft.com/office/word/2015/wordml/symex" xmlns:wpg="http://schemas.microsoft.com/office/word/2010/wordprocessingGroup" xmlns:wpi="http://schemas.microsoft.com/office/word/2010/wordprocessingInk" xmlns:wne="http://schemas.microsoft.com/office/word/2006/wordml" xmlns:wps="http://schemas.microsoft.com/office/word/2010/wordprocessingShape" mc:Ignorable="w14 w15 w16se w16cid w16 w16cex w16sdtdh w16sdtfl w16du wp14">
   <w:endnote w:type="separator" w:id="-1">
     <w:p>
       <w:r>
@@ -16503,7 +17113,7 @@
 </file>
 
 <file path=word/footnotes.xml><?xml version="1.0" encoding="utf-8"?>
-<w:footnotes xmlns:wpc="http://schemas.microsoft.com/office/word/2010/wordprocessingCanvas" xmlns:cx="http://schemas.microsoft.com/office/drawing/2014/chartex" xmlns:cx1="http://schemas.microsoft.com/office/drawing/2015/9/8/chartex" xmlns:cx2="http://schemas.microsoft.com/office/drawing/2015/10/21/chartex" xmlns:cx3="http://schemas.microsoft.com/office/drawing/2016/5/9/chartex" xmlns:cx4="http://schemas.microsoft.com/office/drawing/2016/5/10/chartex" xmlns:cx5="http://schemas.microsoft.com/office/drawing/2016/5/11/chartex" xmlns:cx6="http://schemas.microsoft.com/office/drawing/2016/5/12/chartex" xmlns:cx7="http://schemas.microsoft.com/office/drawing/2016/5/13/chartex" xmlns:cx8="http://schemas.microsoft.com/office/drawing/2016/5/14/chartex" xmlns:mc="http://schemas.openxmlformats.org/markup-compatibility/2006" xmlns:aink="http://schemas.microsoft.com/office/drawing/2016/ink" xmlns:am3d="http://schemas.microsoft.com/office/drawing/2017/model3d" xmlns:o="urn:schemas-microsoft-com:office:office" xmlns:r="http://schemas.openxmlformats.org/officeDocument/2006/relationships" xmlns:m="http://schemas.openxmlformats.org/officeDocument/2006/math" xmlns:v="urn:schemas-microsoft-com:vml" xmlns:wp14="http://schemas.microsoft.com/office/word/2010/wordprocessingDrawing" xmlns:wp="http://schemas.openxmlformats.org/drawingml/2006/wordprocessingDrawing" xmlns:w10="urn:schemas-microsoft-com:office:word" xmlns:w="http://schemas.openxmlformats.org/wordprocessingml/2006/main" xmlns:w14="http://schemas.microsoft.com/office/word/2010/wordml" xmlns:w15="http://schemas.microsoft.com/office/word/2012/wordml" xmlns:w16cid="http://schemas.microsoft.com/office/word/2016/wordml/cid" xmlns:w16se="http://schemas.microsoft.com/office/word/2015/wordml/symex" xmlns:wpg="http://schemas.microsoft.com/office/word/2010/wordprocessingGroup" xmlns:wpi="http://schemas.microsoft.com/office/word/2010/wordprocessingInk" xmlns:wne="http://schemas.microsoft.com/office/word/2006/wordml" xmlns:wps="http://schemas.microsoft.com/office/word/2010/wordprocessingShape" mc:Ignorable="w14 w15 w16se w16cid wp14">
+<w:footnotes xmlns:wpc="http://schemas.microsoft.com/office/word/2010/wordprocessingCanvas" xmlns:cx="http://schemas.microsoft.com/office/drawing/2014/chartex" xmlns:cx1="http://schemas.microsoft.com/office/drawing/2015/9/8/chartex" xmlns:cx2="http://schemas.microsoft.com/office/drawing/2015/10/21/chartex" xmlns:cx3="http://schemas.microsoft.com/office/drawing/2016/5/9/chartex" xmlns:cx4="http://schemas.microsoft.com/office/drawing/2016/5/10/chartex" xmlns:cx5="http://schemas.microsoft.com/office/drawing/2016/5/11/chartex" xmlns:cx6="http://schemas.microsoft.com/office/drawing/2016/5/12/chartex" xmlns:cx7="http://schemas.microsoft.com/office/drawing/2016/5/13/chartex" xmlns:cx8="http://schemas.microsoft.com/office/drawing/2016/5/14/chartex" xmlns:mc="http://schemas.openxmlformats.org/markup-compatibility/2006" xmlns:aink="http://schemas.microsoft.com/office/drawing/2016/ink" xmlns:am3d="http://schemas.microsoft.com/office/drawing/2017/model3d" xmlns:o="urn:schemas-microsoft-com:office:office" xmlns:oel="http://schemas.microsoft.com/office/2019/extlst" xmlns:r="http://schemas.openxmlformats.org/officeDocument/2006/relationships" xmlns:m="http://schemas.openxmlformats.org/officeDocument/2006/math" xmlns:v="urn:schemas-microsoft-com:vml" xmlns:wp14="http://schemas.microsoft.com/office/word/2010/wordprocessingDrawing" xmlns:wp="http://schemas.openxmlformats.org/drawingml/2006/wordprocessingDrawing" xmlns:w10="urn:schemas-microsoft-com:office:word" xmlns:w="http://schemas.openxmlformats.org/wordprocessingml/2006/main" xmlns:w14="http://schemas.microsoft.com/office/word/2010/wordml" xmlns:w15="http://schemas.microsoft.com/office/word/2012/wordml" xmlns:w16cex="http://schemas.microsoft.com/office/word/2018/wordml/cex" xmlns:w16cid="http://schemas.microsoft.com/office/word/2016/wordml/cid" xmlns:w16="http://schemas.microsoft.com/office/word/2018/wordml" xmlns:w16du="http://schemas.microsoft.com/office/word/2023/wordml/word16du" xmlns:w16sdtdh="http://schemas.microsoft.com/office/word/2020/wordml/sdtdatahash" xmlns:w16sdtfl="http://schemas.microsoft.com/office/word/2024/wordml/sdtformatlock" xmlns:w16se="http://schemas.microsoft.com/office/word/2015/wordml/symex" xmlns:wpg="http://schemas.microsoft.com/office/word/2010/wordprocessingGroup" xmlns:wpi="http://schemas.microsoft.com/office/word/2010/wordprocessingInk" xmlns:wne="http://schemas.microsoft.com/office/word/2006/wordml" xmlns:wps="http://schemas.microsoft.com/office/word/2010/wordprocessingShape" mc:Ignorable="w14 w15 w16se w16cid w16 w16cex w16sdtdh w16sdtfl w16du wp14">
   <w:footnote w:type="separator" w:id="-1">
     <w:p>
       <w:r>
@@ -16522,7 +17132,7 @@
 </file>
 
 <file path=word/numbering.xml><?xml version="1.0" encoding="utf-8"?>
-<w:numbering xmlns:wpc="http://schemas.microsoft.com/office/word/2010/wordprocessingCanvas" xmlns:cx="http://schemas.microsoft.com/office/drawing/2014/chartex" xmlns:cx1="http://schemas.microsoft.com/office/drawing/2015/9/8/chartex" xmlns:cx2="http://schemas.microsoft.com/office/drawing/2015/10/21/chartex" xmlns:cx3="http://schemas.microsoft.com/office/drawing/2016/5/9/chartex" xmlns:cx4="http://schemas.microsoft.com/office/drawing/2016/5/10/chartex" xmlns:cx5="http://schemas.microsoft.com/office/drawing/2016/5/11/chartex" xmlns:cx6="http://schemas.microsoft.com/office/drawing/2016/5/12/chartex" xmlns:cx7="http://schemas.microsoft.com/office/drawing/2016/5/13/chartex" xmlns:cx8="http://schemas.microsoft.com/office/drawing/2016/5/14/chartex" xmlns:mc="http://schemas.openxmlformats.org/markup-compatibility/2006" xmlns:aink="http://schemas.microsoft.com/office/drawing/2016/ink" xmlns:am3d="http://schemas.microsoft.com/office/drawing/2017/model3d" xmlns:o="urn:schemas-microsoft-com:office:office" xmlns:r="http://schemas.openxmlformats.org/officeDocument/2006/relationships" xmlns:m="http://schemas.openxmlformats.org/officeDocument/2006/math" xmlns:v="urn:schemas-microsoft-com:vml" xmlns:wp14="http://schemas.microsoft.com/office/word/2010/wordprocessingDrawing" xmlns:wp="http://schemas.openxmlformats.org/drawingml/2006/wordprocessingDrawing" xmlns:w10="urn:schemas-microsoft-com:office:word" xmlns:w="http://schemas.openxmlformats.org/wordprocessingml/2006/main" xmlns:w14="http://schemas.microsoft.com/office/word/2010/wordml" xmlns:w15="http://schemas.microsoft.com/office/word/2012/wordml" xmlns:w16cid="http://schemas.microsoft.com/office/word/2016/wordml/cid" xmlns:w16se="http://schemas.microsoft.com/office/word/2015/wordml/symex" xmlns:wpg="http://schemas.microsoft.com/office/word/2010/wordprocessingGroup" xmlns:wpi="http://schemas.microsoft.com/office/word/2010/wordprocessingInk" xmlns:wne="http://schemas.microsoft.com/office/word/2006/wordml" xmlns:wps="http://schemas.microsoft.com/office/word/2010/wordprocessingShape" mc:Ignorable="w14 w15 w16se w16cid wp14">
+<w:numbering xmlns:wpc="http://schemas.microsoft.com/office/word/2010/wordprocessingCanvas" xmlns:cx="http://schemas.microsoft.com/office/drawing/2014/chartex" xmlns:cx1="http://schemas.microsoft.com/office/drawing/2015/9/8/chartex" xmlns:cx2="http://schemas.microsoft.com/office/drawing/2015/10/21/chartex" xmlns:cx3="http://schemas.microsoft.com/office/drawing/2016/5/9/chartex" xmlns:cx4="http://schemas.microsoft.com/office/drawing/2016/5/10/chartex" xmlns:cx5="http://schemas.microsoft.com/office/drawing/2016/5/11/chartex" xmlns:cx6="http://schemas.microsoft.com/office/drawing/2016/5/12/chartex" xmlns:cx7="http://schemas.microsoft.com/office/drawing/2016/5/13/chartex" xmlns:cx8="http://schemas.microsoft.com/office/drawing/2016/5/14/chartex" xmlns:mc="http://schemas.openxmlformats.org/markup-compatibility/2006" xmlns:aink="http://schemas.microsoft.com/office/drawing/2016/ink" xmlns:am3d="http://schemas.microsoft.com/office/drawing/2017/model3d" xmlns:o="urn:schemas-microsoft-com:office:office" xmlns:oel="http://schemas.microsoft.com/office/2019/extlst" xmlns:r="http://schemas.openxmlformats.org/officeDocument/2006/relationships" xmlns:m="http://schemas.openxmlformats.org/officeDocument/2006/math" xmlns:v="urn:schemas-microsoft-com:vml" xmlns:wp14="http://schemas.microsoft.com/office/word/2010/wordprocessingDrawing" xmlns:wp="http://schemas.openxmlformats.org/drawingml/2006/wordprocessingDrawing" xmlns:w10="urn:schemas-microsoft-com:office:word" xmlns:w="http://schemas.openxmlformats.org/wordprocessingml/2006/main" xmlns:w14="http://schemas.microsoft.com/office/word/2010/wordml" xmlns:w15="http://schemas.microsoft.com/office/word/2012/wordml" xmlns:w16cex="http://schemas.microsoft.com/office/word/2018/wordml/cex" xmlns:w16cid="http://schemas.microsoft.com/office/word/2016/wordml/cid" xmlns:w16="http://schemas.microsoft.com/office/word/2018/wordml" xmlns:w16du="http://schemas.microsoft.com/office/word/2023/wordml/word16du" xmlns:w16sdtdh="http://schemas.microsoft.com/office/word/2020/wordml/sdtdatahash" xmlns:w16sdtfl="http://schemas.microsoft.com/office/word/2024/wordml/sdtformatlock" xmlns:w16se="http://schemas.microsoft.com/office/word/2015/wordml/symex" xmlns:wpg="http://schemas.microsoft.com/office/word/2010/wordprocessingGroup" xmlns:wpi="http://schemas.microsoft.com/office/word/2010/wordprocessingInk" xmlns:wne="http://schemas.microsoft.com/office/word/2006/wordml" xmlns:wps="http://schemas.microsoft.com/office/word/2010/wordprocessingShape" mc:Ignorable="w14 w15 w16se w16cid w16 w16cex w16sdtdh w16sdtfl w16du wp14">
   <w:abstractNum w:abstractNumId="0" w15:restartNumberingAfterBreak="0">
     <w:nsid w:val="044443CE"/>
     <w:multiLevelType w:val="hybridMultilevel"/>
@@ -18839,31 +19449,31 @@
       </w:pPr>
     </w:lvl>
   </w:abstractNum>
-  <w:num w:numId="1">
+  <w:num w:numId="1" w16cid:durableId="2024434104">
     <w:abstractNumId w:val="19"/>
   </w:num>
-  <w:num w:numId="2">
+  <w:num w:numId="2" w16cid:durableId="807740905">
     <w:abstractNumId w:val="3"/>
   </w:num>
-  <w:num w:numId="3">
+  <w:num w:numId="3" w16cid:durableId="727991369">
     <w:abstractNumId w:val="22"/>
   </w:num>
-  <w:num w:numId="4">
+  <w:num w:numId="4" w16cid:durableId="1179857271">
     <w:abstractNumId w:val="13"/>
   </w:num>
-  <w:num w:numId="5">
+  <w:num w:numId="5" w16cid:durableId="1948000306">
     <w:abstractNumId w:val="4"/>
   </w:num>
-  <w:num w:numId="6">
+  <w:num w:numId="6" w16cid:durableId="341782567">
     <w:abstractNumId w:val="12"/>
   </w:num>
-  <w:num w:numId="7">
+  <w:num w:numId="7" w16cid:durableId="1288702555">
     <w:abstractNumId w:val="5"/>
   </w:num>
-  <w:num w:numId="8">
+  <w:num w:numId="8" w16cid:durableId="134330">
     <w:abstractNumId w:val="16"/>
   </w:num>
-  <w:num w:numId="9">
+  <w:num w:numId="9" w16cid:durableId="8987645">
     <w:abstractNumId w:val="22"/>
     <w:lvlOverride w:ilvl="0">
       <w:startOverride w:val="1"/>
@@ -18893,59 +19503,59 @@
       <w:startOverride w:val="1"/>
     </w:lvlOverride>
   </w:num>
-  <w:num w:numId="10">
+  <w:num w:numId="10" w16cid:durableId="219560307">
     <w:abstractNumId w:val="23"/>
   </w:num>
-  <w:num w:numId="11">
+  <w:num w:numId="11" w16cid:durableId="2014990529">
     <w:abstractNumId w:val="18"/>
   </w:num>
-  <w:num w:numId="12">
+  <w:num w:numId="12" w16cid:durableId="1116870004">
     <w:abstractNumId w:val="15"/>
   </w:num>
-  <w:num w:numId="13">
+  <w:num w:numId="13" w16cid:durableId="1333024642">
     <w:abstractNumId w:val="1"/>
   </w:num>
-  <w:num w:numId="14">
+  <w:num w:numId="14" w16cid:durableId="1068843671">
     <w:abstractNumId w:val="20"/>
   </w:num>
-  <w:num w:numId="15">
+  <w:num w:numId="15" w16cid:durableId="1505514700">
     <w:abstractNumId w:val="10"/>
   </w:num>
-  <w:num w:numId="16">
+  <w:num w:numId="16" w16cid:durableId="255868350">
     <w:abstractNumId w:val="17"/>
   </w:num>
-  <w:num w:numId="17">
+  <w:num w:numId="17" w16cid:durableId="721372237">
     <w:abstractNumId w:val="0"/>
   </w:num>
-  <w:num w:numId="18">
+  <w:num w:numId="18" w16cid:durableId="1194660477">
     <w:abstractNumId w:val="21"/>
   </w:num>
-  <w:num w:numId="19">
+  <w:num w:numId="19" w16cid:durableId="1497724904">
     <w:abstractNumId w:val="6"/>
   </w:num>
-  <w:num w:numId="20">
+  <w:num w:numId="20" w16cid:durableId="2137139214">
     <w:abstractNumId w:val="14"/>
   </w:num>
-  <w:num w:numId="21">
+  <w:num w:numId="21" w16cid:durableId="712081088">
     <w:abstractNumId w:val="9"/>
   </w:num>
-  <w:num w:numId="22">
+  <w:num w:numId="22" w16cid:durableId="969939669">
     <w:abstractNumId w:val="8"/>
   </w:num>
-  <w:num w:numId="23">
+  <w:num w:numId="23" w16cid:durableId="1865947289">
     <w:abstractNumId w:val="7"/>
   </w:num>
-  <w:num w:numId="24">
+  <w:num w:numId="24" w16cid:durableId="676079113">
     <w:abstractNumId w:val="11"/>
   </w:num>
-  <w:num w:numId="25">
+  <w:num w:numId="25" w16cid:durableId="1190683181">
     <w:abstractNumId w:val="2"/>
   </w:num>
 </w:numbering>
 </file>
 
 <file path=word/styles.xml><?xml version="1.0" encoding="utf-8"?>
-<w:styles xmlns:mc="http://schemas.openxmlformats.org/markup-compatibility/2006" xmlns:r="http://schemas.openxmlformats.org/officeDocument/2006/relationships" xmlns:w="http://schemas.openxmlformats.org/wordprocessingml/2006/main" xmlns:w14="http://schemas.microsoft.com/office/word/2010/wordml" xmlns:w15="http://schemas.microsoft.com/office/word/2012/wordml" xmlns:w16cid="http://schemas.microsoft.com/office/word/2016/wordml/cid" xmlns:w16se="http://schemas.microsoft.com/office/word/2015/wordml/symex" mc:Ignorable="w14 w15 w16se w16cid">
+<w:styles xmlns:mc="http://schemas.openxmlformats.org/markup-compatibility/2006" xmlns:r="http://schemas.openxmlformats.org/officeDocument/2006/relationships" xmlns:w="http://schemas.openxmlformats.org/wordprocessingml/2006/main" xmlns:w14="http://schemas.microsoft.com/office/word/2010/wordml" xmlns:w15="http://schemas.microsoft.com/office/word/2012/wordml" xmlns:w16cex="http://schemas.microsoft.com/office/word/2018/wordml/cex" xmlns:w16cid="http://schemas.microsoft.com/office/word/2016/wordml/cid" xmlns:w16="http://schemas.microsoft.com/office/word/2018/wordml" xmlns:w16du="http://schemas.microsoft.com/office/word/2023/wordml/word16du" xmlns:w16sdtdh="http://schemas.microsoft.com/office/word/2020/wordml/sdtdatahash" xmlns:w16sdtfl="http://schemas.microsoft.com/office/word/2024/wordml/sdtformatlock" xmlns:w16se="http://schemas.microsoft.com/office/word/2015/wordml/symex" mc:Ignorable="w14 w15 w16se w16cid w16 w16cex w16sdtdh w16sdtfl w16du">
   <w:docDefaults>
     <w:rPrDefault>
       <w:rPr>
@@ -18957,7 +19567,7 @@
     </w:rPrDefault>
     <w:pPrDefault/>
   </w:docDefaults>
-  <w:latentStyles w:defLockedState="0" w:defUIPriority="99" w:defSemiHidden="0" w:defUnhideWhenUsed="0" w:defQFormat="0" w:count="375">
+  <w:latentStyles w:defLockedState="0" w:defUIPriority="99" w:defSemiHidden="0" w:defUnhideWhenUsed="0" w:defQFormat="0" w:count="376">
     <w:lsdException w:name="Normal" w:uiPriority="0" w:qFormat="1"/>
     <w:lsdException w:name="heading 1" w:uiPriority="9" w:qFormat="1"/>
     <w:lsdException w:name="heading 2" w:semiHidden="1" w:uiPriority="9" w:unhideWhenUsed="1" w:qFormat="1"/>
@@ -19112,7 +19722,7 @@
     <w:lsdException w:name="Table Web 2" w:semiHidden="1" w:unhideWhenUsed="1"/>
     <w:lsdException w:name="Table Web 3" w:semiHidden="1" w:unhideWhenUsed="1"/>
     <w:lsdException w:name="Balloon Text" w:semiHidden="1" w:unhideWhenUsed="1"/>
-    <w:lsdException w:name="Table Grid" w:semiHidden="1" w:uiPriority="39" w:unhideWhenUsed="1"/>
+    <w:lsdException w:name="Table Grid" w:uiPriority="39"/>
     <w:lsdException w:name="Table Theme" w:semiHidden="1" w:unhideWhenUsed="1"/>
     <w:lsdException w:name="Placeholder Text" w:semiHidden="1"/>
     <w:lsdException w:name="No Spacing" w:uiPriority="1" w:qFormat="1"/>
@@ -19333,6 +19943,7 @@
     <w:lsdException w:name="Smart Hyperlink" w:semiHidden="1" w:unhideWhenUsed="1"/>
     <w:lsdException w:name="Hashtag" w:semiHidden="1" w:unhideWhenUsed="1"/>
     <w:lsdException w:name="Unresolved Mention" w:semiHidden="1" w:unhideWhenUsed="1"/>
+    <w:lsdException w:name="Smart Link" w:semiHidden="1" w:unhideWhenUsed="1"/>
   </w:latentStyles>
   <w:style w:type="paragraph" w:default="1" w:styleId="Normal">
     <w:name w:val="Normal"/>
